--- a/files/original_student_files/fur8_da_formulario.docx
+++ b/files/original_student_files/fur8_da_formulario.docx
@@ -331,8 +331,8 @@
               <w:rPr>
                 <w:rFonts w:ascii="Arial" w:hAnsi="Arial" w:cs="Arial"/>
                 <w:color w:val="000000"/>
-                <w:sz w:val="20"/>
-                <w:szCs w:val="20"/>
+                <w:sz w:val="18"/>
+                <w:szCs w:val="18"/>
               </w:rPr>
               <w:alias w:val="full_name"/>
               <w:tag w:val="full_name"/>
@@ -350,16 +350,16 @@
                   <w:rPr>
                     <w:rFonts w:ascii="Arial" w:hAnsi="Arial" w:cs="Arial"/>
                     <w:color w:val="000000"/>
-                    <w:sz w:val="20"/>
-                    <w:szCs w:val="20"/>
+                    <w:sz w:val="18"/>
+                    <w:szCs w:val="18"/>
                   </w:rPr>
                 </w:pPr>
                 <w:r>
                   <w:rPr>
                     <w:rFonts w:ascii="Arial" w:hAnsi="Arial" w:cs="Arial"/>
                     <w:color w:val="000000"/>
-                    <w:sz w:val="20"/>
-                    <w:szCs w:val="20"/>
+                    <w:sz w:val="18"/>
+                    <w:szCs w:val="18"/>
                     <w:lang w:val="es-CL" w:eastAsia="es-CL"/>
                   </w:rPr>
                   <w:t>Escriba aquí</w:t>
@@ -391,8 +391,8 @@
             <w:rPr>
               <w:rFonts w:ascii="Arial" w:hAnsi="Arial" w:cs="Arial"/>
               <w:color w:val="000000"/>
-              <w:sz w:val="20"/>
-              <w:szCs w:val="20"/>
+              <w:sz w:val="18"/>
+              <w:szCs w:val="18"/>
             </w:rPr>
             <w:alias w:val="identification_number"/>
             <w:tag w:val="identification_number"/>
@@ -420,16 +420,16 @@
                   <w:rPr>
                     <w:rFonts w:ascii="Arial" w:hAnsi="Arial" w:cs="Arial"/>
                     <w:color w:val="000000"/>
-                    <w:sz w:val="20"/>
-                    <w:szCs w:val="20"/>
+                    <w:sz w:val="18"/>
+                    <w:szCs w:val="18"/>
                   </w:rPr>
                 </w:pPr>
                 <w:r>
                   <w:rPr>
                     <w:rFonts w:ascii="Arial" w:hAnsi="Arial" w:cs="Arial"/>
                     <w:color w:val="000000"/>
-                    <w:sz w:val="20"/>
-                    <w:szCs w:val="20"/>
+                    <w:sz w:val="18"/>
+                    <w:szCs w:val="18"/>
                     <w:lang w:val="es-CL" w:eastAsia="es-CL"/>
                   </w:rPr>
                   <w:t>Escriba aquí</w:t>
@@ -533,8 +533,8 @@
               <w:rPr>
                 <w:rFonts w:ascii="Arial" w:hAnsi="Arial" w:cs="Arial"/>
                 <w:color w:val="000000"/>
-                <w:sz w:val="20"/>
-                <w:szCs w:val="20"/>
+                <w:sz w:val="18"/>
+                <w:szCs w:val="18"/>
               </w:rPr>
               <w:alias w:val="born_date"/>
               <w:tag w:val="born_date"/>
@@ -551,16 +551,16 @@
                   <w:rPr>
                     <w:rFonts w:ascii="Arial" w:hAnsi="Arial" w:cs="Arial"/>
                     <w:color w:val="000000"/>
-                    <w:sz w:val="20"/>
-                    <w:szCs w:val="20"/>
+                    <w:sz w:val="18"/>
+                    <w:szCs w:val="18"/>
                   </w:rPr>
                 </w:pPr>
                 <w:r>
                   <w:rPr>
                     <w:rFonts w:ascii="Arial" w:hAnsi="Arial" w:cs="Arial"/>
                     <w:color w:val="000000"/>
-                    <w:sz w:val="20"/>
-                    <w:szCs w:val="20"/>
+                    <w:sz w:val="18"/>
+                    <w:szCs w:val="18"/>
                     <w:lang w:val="es-CL" w:eastAsia="es-CL"/>
                   </w:rPr>
                   <w:t>Escriba aquí</w:t>
@@ -595,8 +595,8 @@
               <w:rPr>
                 <w:rFonts w:ascii="Arial" w:hAnsi="Arial" w:cs="Arial"/>
                 <w:color w:val="000000"/>
-                <w:sz w:val="20"/>
-                <w:szCs w:val="20"/>
+                <w:sz w:val="18"/>
+                <w:szCs w:val="18"/>
               </w:rPr>
               <w:alias w:val="age"/>
               <w:tag w:val="age"/>
@@ -613,16 +613,16 @@
                   <w:rPr>
                     <w:rFonts w:ascii="Arial" w:hAnsi="Arial" w:cs="Arial"/>
                     <w:color w:val="000000"/>
-                    <w:sz w:val="20"/>
-                    <w:szCs w:val="20"/>
+                    <w:sz w:val="18"/>
+                    <w:szCs w:val="18"/>
                   </w:rPr>
                 </w:pPr>
                 <w:r>
                   <w:rPr>
                     <w:rFonts w:ascii="Arial" w:hAnsi="Arial" w:cs="Arial"/>
                     <w:color w:val="000000"/>
-                    <w:sz w:val="20"/>
-                    <w:szCs w:val="20"/>
+                    <w:sz w:val="18"/>
+                    <w:szCs w:val="18"/>
                     <w:lang w:val="es-CL" w:eastAsia="es-CL"/>
                   </w:rPr>
                   <w:t>Escriba aquí</w:t>
@@ -714,8 +714,8 @@
               <w:rPr>
                 <w:rFonts w:ascii="Arial" w:hAnsi="Arial" w:cs="Arial"/>
                 <w:color w:val="000000"/>
-                <w:sz w:val="20"/>
-                <w:szCs w:val="20"/>
+                <w:sz w:val="18"/>
+                <w:szCs w:val="18"/>
               </w:rPr>
               <w:alias w:val="current_course"/>
               <w:tag w:val="current_course"/>
@@ -732,16 +732,16 @@
                   <w:rPr>
                     <w:rFonts w:ascii="Arial" w:hAnsi="Arial" w:cs="Arial"/>
                     <w:color w:val="000000"/>
-                    <w:sz w:val="20"/>
-                    <w:szCs w:val="20"/>
+                    <w:sz w:val="18"/>
+                    <w:szCs w:val="18"/>
                   </w:rPr>
                 </w:pPr>
                 <w:r>
                   <w:rPr>
                     <w:rFonts w:ascii="Arial" w:hAnsi="Arial" w:cs="Arial"/>
                     <w:color w:val="000000"/>
-                    <w:sz w:val="20"/>
-                    <w:szCs w:val="20"/>
+                    <w:sz w:val="18"/>
+                    <w:szCs w:val="18"/>
                     <w:lang w:val="es-CL" w:eastAsia="es-CL"/>
                   </w:rPr>
                   <w:t>Escriba aquí</w:t>
@@ -881,8 +881,8 @@
                 <w:rPr>
                   <w:rFonts w:ascii="MS Gothic" w:hAnsi="MS Gothic" w:cs="MS Gothic" w:eastAsia="MS Gothic"/>
                   <w:color w:val="000000"/>
-                  <w:sz w:val="20"/>
-                  <w:szCs w:val="20"/>
+                  <w:sz w:val="18"/>
+                  <w:szCs w:val="18"/>
                 </w:rPr>
                 <w:alias w:val="communication_way__oral"/>
                 <w:tag w:val="communication_way__oral"/>
@@ -899,8 +899,8 @@
                   <w:rPr>
                     <w:rFonts w:ascii="MS Gothic" w:hAnsi="MS Gothic" w:cs="MS Gothic" w:eastAsia="MS Gothic"/>
                     <w:color w:val="000000"/>
-                    <w:sz w:val="20"/>
-                    <w:szCs w:val="20"/>
+                    <w:sz w:val="18"/>
+                    <w:szCs w:val="18"/>
                   </w:rPr>
                   <w:t>☐</w:t>
                 </w:r>
@@ -946,8 +946,8 @@
                 <w:rPr>
                   <w:rFonts w:ascii="MS Gothic" w:hAnsi="MS Gothic" w:cs="MS Gothic" w:eastAsia="MS Gothic"/>
                   <w:color w:val="000000"/>
-                  <w:sz w:val="20"/>
-                  <w:szCs w:val="20"/>
+                  <w:sz w:val="18"/>
+                  <w:szCs w:val="18"/>
                 </w:rPr>
                 <w:alias w:val="communication_way__lengua_senas"/>
                 <w:tag w:val="communication_way__lengua_senas"/>
@@ -964,8 +964,8 @@
                   <w:rPr>
                     <w:rFonts w:ascii="MS Gothic" w:hAnsi="MS Gothic" w:cs="MS Gothic" w:eastAsia="MS Gothic"/>
                     <w:color w:val="000000"/>
-                    <w:sz w:val="20"/>
-                    <w:szCs w:val="20"/>
+                    <w:sz w:val="18"/>
+                    <w:szCs w:val="18"/>
                   </w:rPr>
                   <w:t>☐</w:t>
                 </w:r>
@@ -1013,8 +1013,8 @@
                 <w:rPr>
                   <w:rFonts w:ascii="MS Gothic" w:hAnsi="MS Gothic" w:cs="MS Gothic" w:eastAsia="MS Gothic"/>
                   <w:color w:val="000000"/>
-                  <w:sz w:val="20"/>
-                  <w:szCs w:val="20"/>
+                  <w:sz w:val="18"/>
+                  <w:szCs w:val="18"/>
                   <w:lang w:val="es-ES_tradnl"/>
                 </w:rPr>
                 <w:alias w:val="communication_way__otra"/>
@@ -1032,8 +1032,8 @@
                   <w:rPr>
                     <w:rFonts w:ascii="MS Gothic" w:hAnsi="MS Gothic" w:cs="MS Gothic" w:eastAsia="MS Gothic"/>
                     <w:color w:val="000000"/>
-                    <w:sz w:val="20"/>
-                    <w:szCs w:val="20"/>
+                    <w:sz w:val="18"/>
+                    <w:szCs w:val="18"/>
                     <w:lang w:val="es-ES_tradnl"/>
                   </w:rPr>
                   <w:t>☐</w:t>
@@ -1062,8 +1062,8 @@
                 <w:rPr>
                   <w:rFonts w:ascii="Arial" w:hAnsi="Arial" w:cs="Arial"/>
                   <w:color w:val="000000"/>
-                  <w:sz w:val="20"/>
-                  <w:szCs w:val="20"/>
+                  <w:sz w:val="18"/>
+                  <w:szCs w:val="18"/>
                   <w:lang w:val="es-ES_tradnl"/>
                 </w:rPr>
                 <w:alias w:val="communication_way_other_detail"/>
@@ -1080,8 +1080,8 @@
                   <w:rPr>
                     <w:rFonts w:ascii="Arial" w:hAnsi="Arial" w:cs="Arial"/>
                     <w:color w:val="000000"/>
-                    <w:sz w:val="20"/>
-                    <w:szCs w:val="20"/>
+                    <w:sz w:val="18"/>
+                    <w:szCs w:val="18"/>
                     <w:lang w:val="es-CL" w:eastAsia="es-CL"/>
                   </w:rPr>
                   <w:t>Escriba aquí</w:t>
@@ -1178,8 +1178,8 @@
               <w:rPr>
                 <w:rFonts w:ascii="Arial" w:hAnsi="Arial" w:cs="Arial"/>
                 <w:color w:val="000000"/>
-                <w:sz w:val="20"/>
-                <w:szCs w:val="20"/>
+                <w:sz w:val="18"/>
+                <w:szCs w:val="18"/>
               </w:rPr>
               <w:alias w:val="establishment_name"/>
               <w:tag w:val="establishment_name"/>
@@ -1196,16 +1196,16 @@
                   <w:rPr>
                     <w:rFonts w:ascii="Arial" w:hAnsi="Arial" w:cs="Arial"/>
                     <w:color w:val="000000"/>
-                    <w:sz w:val="20"/>
-                    <w:szCs w:val="20"/>
+                    <w:sz w:val="18"/>
+                    <w:szCs w:val="18"/>
                   </w:rPr>
                 </w:pPr>
                 <w:r>
                   <w:rPr>
                     <w:rFonts w:ascii="Arial" w:hAnsi="Arial" w:cs="Arial"/>
                     <w:color w:val="000000"/>
-                    <w:sz w:val="20"/>
-                    <w:szCs w:val="20"/>
+                    <w:sz w:val="18"/>
+                    <w:szCs w:val="18"/>
                     <w:lang w:val="es-CL" w:eastAsia="es-CL"/>
                   </w:rPr>
                   <w:t>Escriba aquí</w:t>
@@ -1228,8 +1228,8 @@
             <w:rPr>
               <w:rFonts w:ascii="Arial" w:hAnsi="Arial" w:cs="Arial"/>
               <w:color w:val="000000"/>
-              <w:sz w:val="20"/>
-              <w:szCs w:val="20"/>
+              <w:sz w:val="18"/>
+              <w:szCs w:val="18"/>
             </w:rPr>
             <w:alias w:val="rbd"/>
             <w:tag w:val="rbd"/>
@@ -1258,16 +1258,16 @@
                   <w:rPr>
                     <w:rFonts w:ascii="Arial" w:hAnsi="Arial" w:cs="Arial"/>
                     <w:color w:val="000000"/>
-                    <w:sz w:val="20"/>
-                    <w:szCs w:val="20"/>
+                    <w:sz w:val="18"/>
+                    <w:szCs w:val="18"/>
                   </w:rPr>
                 </w:pPr>
                 <w:r>
                   <w:rPr>
                     <w:rFonts w:ascii="Arial" w:hAnsi="Arial" w:cs="Arial"/>
                     <w:color w:val="000000"/>
-                    <w:sz w:val="20"/>
-                    <w:szCs w:val="20"/>
+                    <w:sz w:val="18"/>
+                    <w:szCs w:val="18"/>
                     <w:lang w:val="es-CL" w:eastAsia="es-CL"/>
                   </w:rPr>
                   <w:t>Escriba aquí</w:t>
@@ -1293,8 +1293,8 @@
               <w:rPr>
                 <w:rFonts w:ascii="Arial" w:hAnsi="Arial" w:cs="Arial"/>
                 <w:color w:val="000000"/>
-                <w:sz w:val="20"/>
-                <w:szCs w:val="20"/>
+                <w:sz w:val="18"/>
+                <w:szCs w:val="18"/>
               </w:rPr>
               <w:alias w:val="director_signature"/>
               <w:tag w:val="director_signature"/>
@@ -1313,16 +1313,16 @@
                   <w:rPr>
                     <w:rFonts w:ascii="Arial" w:hAnsi="Arial" w:cs="Arial"/>
                     <w:color w:val="000000"/>
-                    <w:sz w:val="20"/>
-                    <w:szCs w:val="20"/>
+                    <w:sz w:val="18"/>
+                    <w:szCs w:val="18"/>
                   </w:rPr>
                 </w:pPr>
                 <w:r>
                   <w:rPr>
                     <w:rFonts w:ascii="Arial" w:hAnsi="Arial" w:cs="Arial"/>
                     <w:color w:val="000000"/>
-                    <w:sz w:val="20"/>
-                    <w:szCs w:val="20"/>
+                    <w:sz w:val="18"/>
+                    <w:szCs w:val="18"/>
                     <w:lang w:val="es-CL" w:eastAsia="es-CL"/>
                   </w:rPr>
                   <w:t>Escriba aquí</w:t>
@@ -1609,8 +1609,8 @@
               <w:rPr>
                 <w:rFonts w:ascii="Arial" w:hAnsi="Arial" w:cs="Arial"/>
                 <w:color w:val="000000"/>
-                <w:sz w:val="20"/>
-                <w:szCs w:val="20"/>
+                <w:sz w:val="18"/>
+                <w:szCs w:val="18"/>
               </w:rPr>
               <w:alias w:val="professional_id"/>
               <w:tag w:val="professional_id"/>
@@ -1627,16 +1627,16 @@
                   <w:rPr>
                     <w:rFonts w:ascii="Arial" w:hAnsi="Arial" w:cs="Arial"/>
                     <w:color w:val="000000"/>
-                    <w:sz w:val="20"/>
-                    <w:szCs w:val="20"/>
+                    <w:sz w:val="18"/>
+                    <w:szCs w:val="18"/>
                   </w:rPr>
                 </w:pPr>
                 <w:r>
                   <w:rPr>
                     <w:rFonts w:ascii="Arial" w:hAnsi="Arial" w:cs="Arial"/>
                     <w:color w:val="000000"/>
-                    <w:sz w:val="20"/>
-                    <w:szCs w:val="20"/>
+                    <w:sz w:val="18"/>
+                    <w:szCs w:val="18"/>
                     <w:lang w:val="es-CL" w:eastAsia="es-CL"/>
                   </w:rPr>
                   <w:t>Escriba aquí</w:t>
@@ -1694,8 +1694,8 @@
               <w:rPr>
                 <w:rFonts w:ascii="Arial" w:hAnsi="Arial" w:cs="Arial"/>
                 <w:color w:val="000000"/>
-                <w:sz w:val="20"/>
-                <w:szCs w:val="20"/>
+                <w:sz w:val="18"/>
+                <w:szCs w:val="18"/>
               </w:rPr>
               <w:alias w:val="professional_identification_number"/>
               <w:tag w:val="professional_identification_number"/>
@@ -1712,16 +1712,16 @@
                   <w:rPr>
                     <w:rFonts w:ascii="Arial" w:hAnsi="Arial" w:cs="Arial"/>
                     <w:color w:val="000000"/>
-                    <w:sz w:val="20"/>
-                    <w:szCs w:val="20"/>
+                    <w:sz w:val="18"/>
+                    <w:szCs w:val="18"/>
                   </w:rPr>
                 </w:pPr>
                 <w:r>
                   <w:rPr>
                     <w:rFonts w:ascii="Arial" w:hAnsi="Arial" w:cs="Arial"/>
                     <w:color w:val="000000"/>
-                    <w:sz w:val="20"/>
-                    <w:szCs w:val="20"/>
+                    <w:sz w:val="18"/>
+                    <w:szCs w:val="18"/>
                     <w:lang w:val="es-CL" w:eastAsia="es-CL"/>
                   </w:rPr>
                   <w:t>Escriba aquí</w:t>
@@ -1849,8 +1849,8 @@
               <w:rPr>
                 <w:rFonts w:ascii="Arial" w:hAnsi="Arial" w:cs="Arial"/>
                 <w:color w:val="000000"/>
-                <w:sz w:val="20"/>
-                <w:szCs w:val="20"/>
+                <w:sz w:val="18"/>
+                <w:szCs w:val="18"/>
               </w:rPr>
               <w:alias w:val="profession_specialty_id"/>
               <w:tag w:val="profession_specialty_id"/>
@@ -1867,16 +1867,16 @@
                   <w:rPr>
                     <w:rFonts w:ascii="Arial" w:hAnsi="Arial" w:cs="Arial"/>
                     <w:color w:val="000000"/>
-                    <w:sz w:val="20"/>
-                    <w:szCs w:val="20"/>
+                    <w:sz w:val="18"/>
+                    <w:szCs w:val="18"/>
                   </w:rPr>
                 </w:pPr>
                 <w:r>
                   <w:rPr>
                     <w:rFonts w:ascii="Arial" w:hAnsi="Arial" w:cs="Arial"/>
                     <w:color w:val="000000"/>
-                    <w:sz w:val="20"/>
-                    <w:szCs w:val="20"/>
+                    <w:sz w:val="18"/>
+                    <w:szCs w:val="18"/>
                     <w:lang w:val="es-CL" w:eastAsia="es-CL"/>
                   </w:rPr>
                   <w:t>Escriba aquí</w:t>
@@ -1910,8 +1910,8 @@
               <w:rPr>
                 <w:rFonts w:ascii="Arial" w:hAnsi="Arial" w:cs="Arial"/>
                 <w:color w:val="000000"/>
-                <w:sz w:val="20"/>
-                <w:szCs w:val="20"/>
+                <w:sz w:val="18"/>
+                <w:szCs w:val="18"/>
               </w:rPr>
               <w:alias w:val="contact_phone"/>
               <w:tag w:val="contact_phone"/>
@@ -1928,16 +1928,16 @@
                   <w:rPr>
                     <w:rFonts w:ascii="Arial" w:hAnsi="Arial" w:cs="Arial"/>
                     <w:color w:val="000000"/>
-                    <w:sz w:val="20"/>
-                    <w:szCs w:val="20"/>
+                    <w:sz w:val="18"/>
+                    <w:szCs w:val="18"/>
                   </w:rPr>
                 </w:pPr>
                 <w:r>
                   <w:rPr>
                     <w:rFonts w:ascii="Arial" w:hAnsi="Arial" w:cs="Arial"/>
                     <w:color w:val="000000"/>
-                    <w:sz w:val="20"/>
-                    <w:szCs w:val="20"/>
+                    <w:sz w:val="18"/>
+                    <w:szCs w:val="18"/>
                     <w:lang w:val="es-CL" w:eastAsia="es-CL"/>
                   </w:rPr>
                   <w:t>Escriba aquí</w:t>
@@ -1971,8 +1971,8 @@
               <w:rPr>
                 <w:rFonts w:ascii="Arial" w:hAnsi="Arial" w:cs="Arial"/>
                 <w:color w:val="000000"/>
-                <w:sz w:val="20"/>
-                <w:szCs w:val="20"/>
+                <w:sz w:val="18"/>
+                <w:szCs w:val="18"/>
               </w:rPr>
               <w:alias w:val="contact_email"/>
               <w:tag w:val="contact_email"/>
@@ -1989,16 +1989,16 @@
                   <w:rPr>
                     <w:rFonts w:ascii="Arial" w:hAnsi="Arial" w:cs="Arial"/>
                     <w:color w:val="000000"/>
-                    <w:sz w:val="20"/>
-                    <w:szCs w:val="20"/>
+                    <w:sz w:val="18"/>
+                    <w:szCs w:val="18"/>
                   </w:rPr>
                 </w:pPr>
                 <w:r>
                   <w:rPr>
                     <w:rFonts w:ascii="Arial" w:hAnsi="Arial" w:cs="Arial"/>
                     <w:color w:val="000000"/>
-                    <w:sz w:val="20"/>
-                    <w:szCs w:val="20"/>
+                    <w:sz w:val="18"/>
+                    <w:szCs w:val="18"/>
                     <w:lang w:val="es-CL" w:eastAsia="es-CL"/>
                   </w:rPr>
                   <w:t>Escriba aquí</w:t>
@@ -2146,8 +2146,8 @@
               <w:rPr>
                 <w:rFonts w:ascii="Arial" w:hAnsi="Arial" w:cs="Arial"/>
                 <w:color w:val="000000"/>
-                <w:sz w:val="20"/>
-                <w:szCs w:val="20"/>
+                <w:sz w:val="18"/>
+                <w:szCs w:val="18"/>
               </w:rPr>
               <w:alias w:val="professional_signature"/>
               <w:tag w:val="professional_signature"/>
@@ -2164,16 +2164,16 @@
                   <w:rPr>
                     <w:rFonts w:ascii="Arial" w:hAnsi="Arial" w:cs="Arial"/>
                     <w:color w:val="000000"/>
-                    <w:sz w:val="20"/>
-                    <w:szCs w:val="20"/>
+                    <w:sz w:val="18"/>
+                    <w:szCs w:val="18"/>
                   </w:rPr>
                 </w:pPr>
                 <w:r>
                   <w:rPr>
                     <w:rFonts w:ascii="Arial" w:hAnsi="Arial" w:cs="Arial"/>
                     <w:color w:val="000000"/>
-                    <w:sz w:val="20"/>
-                    <w:szCs w:val="20"/>
+                    <w:sz w:val="18"/>
+                    <w:szCs w:val="18"/>
                     <w:lang w:val="es-CL" w:eastAsia="es-CL"/>
                   </w:rPr>
                   <w:t>Escriba aquí</w:t>
@@ -2226,8 +2226,8 @@
             <w:rPr>
               <w:rFonts w:ascii="Arial" w:hAnsi="Arial" w:cs="Arial"/>
               <w:color w:val="000000"/>
-              <w:sz w:val="20"/>
-              <w:szCs w:val="20"/>
+              <w:sz w:val="18"/>
+              <w:szCs w:val="18"/>
             </w:rPr>
             <w:alias w:val="registration_date"/>
             <w:tag w:val="registration_date"/>
@@ -2255,16 +2255,16 @@
                   <w:rPr>
                     <w:rFonts w:ascii="Arial" w:hAnsi="Arial" w:cs="Arial"/>
                     <w:color w:val="000000"/>
-                    <w:sz w:val="20"/>
-                    <w:szCs w:val="20"/>
+                    <w:sz w:val="18"/>
+                    <w:szCs w:val="18"/>
                   </w:rPr>
                 </w:pPr>
                 <w:r>
                   <w:rPr>
                     <w:rFonts w:ascii="Arial" w:hAnsi="Arial" w:cs="Arial"/>
                     <w:color w:val="000000"/>
-                    <w:sz w:val="20"/>
-                    <w:szCs w:val="20"/>
+                    <w:sz w:val="18"/>
+                    <w:szCs w:val="18"/>
                     <w:lang w:val="es-CL" w:eastAsia="es-CL"/>
                   </w:rPr>
                   <w:t>Escriba aquí</w:t>
@@ -2590,8 +2590,8 @@
               <w:rPr>
                 <w:rFonts w:ascii="Arial" w:hAnsi="Arial" w:cs="Arial"/>
                 <w:color w:val="000000"/>
-                <w:sz w:val="20"/>
-                <w:szCs w:val="20"/>
+                <w:sz w:val="18"/>
+                <w:szCs w:val="18"/>
               </w:rPr>
               <w:alias w:val="participating_professionals[0].professional_id"/>
               <w:tag w:val="participating_professionals[0].professional_id"/>
@@ -2608,16 +2608,16 @@
                   <w:rPr>
                     <w:rFonts w:ascii="Arial" w:hAnsi="Arial" w:cs="Arial"/>
                     <w:color w:val="000000"/>
-                    <w:sz w:val="20"/>
-                    <w:szCs w:val="20"/>
+                    <w:sz w:val="18"/>
+                    <w:szCs w:val="18"/>
                   </w:rPr>
                 </w:pPr>
                 <w:r>
                   <w:rPr>
                     <w:rFonts w:ascii="Arial" w:hAnsi="Arial" w:cs="Arial"/>
                     <w:color w:val="000000"/>
-                    <w:sz w:val="20"/>
-                    <w:szCs w:val="20"/>
+                    <w:sz w:val="18"/>
+                    <w:szCs w:val="18"/>
                     <w:lang w:val="es-CL" w:eastAsia="es-CL"/>
                   </w:rPr>
                   <w:t>Escriba aquí</w:t>
@@ -2771,8 +2771,8 @@
             <w:rPr>
               <w:rFonts w:ascii="Arial" w:hAnsi="Arial" w:cs="Arial"/>
               <w:color w:val="000000"/>
-              <w:sz w:val="20"/>
-              <w:szCs w:val="20"/>
+              <w:sz w:val="18"/>
+              <w:szCs w:val="18"/>
             </w:rPr>
             <w:alias w:val="participating_professionals[0].profession_id"/>
             <w:tag w:val="participating_professionals[0].profession_id"/>
@@ -2793,16 +2793,16 @@
                   <w:rPr>
                     <w:rFonts w:ascii="Arial" w:hAnsi="Arial" w:cs="Arial"/>
                     <w:color w:val="000000"/>
-                    <w:sz w:val="20"/>
-                    <w:szCs w:val="20"/>
+                    <w:sz w:val="18"/>
+                    <w:szCs w:val="18"/>
                   </w:rPr>
                 </w:pPr>
                 <w:r>
                   <w:rPr>
                     <w:rFonts w:ascii="Arial" w:hAnsi="Arial" w:cs="Arial"/>
                     <w:color w:val="000000"/>
-                    <w:sz w:val="20"/>
-                    <w:szCs w:val="20"/>
+                    <w:sz w:val="18"/>
+                    <w:szCs w:val="18"/>
                     <w:lang w:val="es-CL" w:eastAsia="es-CL"/>
                   </w:rPr>
                   <w:t>Escriba aquí</w:t>
@@ -2816,8 +2816,8 @@
             <w:rPr>
               <w:rFonts w:ascii="Arial" w:hAnsi="Arial" w:cs="Arial"/>
               <w:color w:val="000000"/>
-              <w:sz w:val="20"/>
-              <w:szCs w:val="20"/>
+              <w:sz w:val="18"/>
+              <w:szCs w:val="18"/>
             </w:rPr>
             <w:alias w:val="participating_professionals[0].phone_email"/>
             <w:tag w:val="participating_professionals[0].phone_email"/>
@@ -2838,16 +2838,16 @@
                   <w:rPr>
                     <w:rFonts w:ascii="Arial" w:hAnsi="Arial" w:cs="Arial"/>
                     <w:color w:val="000000"/>
-                    <w:sz w:val="20"/>
-                    <w:szCs w:val="20"/>
+                    <w:sz w:val="18"/>
+                    <w:szCs w:val="18"/>
                   </w:rPr>
                 </w:pPr>
                 <w:r>
                   <w:rPr>
                     <w:rFonts w:ascii="Arial" w:hAnsi="Arial" w:cs="Arial"/>
                     <w:color w:val="000000"/>
-                    <w:sz w:val="20"/>
-                    <w:szCs w:val="20"/>
+                    <w:sz w:val="18"/>
+                    <w:szCs w:val="18"/>
                     <w:lang w:val="es-CL" w:eastAsia="es-CL"/>
                   </w:rPr>
                   <w:t>Escriba aquí</w:t>
@@ -2861,8 +2861,8 @@
             <w:rPr>
               <w:rFonts w:ascii="Arial" w:hAnsi="Arial" w:cs="Arial"/>
               <w:color w:val="000000"/>
-              <w:sz w:val="20"/>
-              <w:szCs w:val="20"/>
+              <w:sz w:val="18"/>
+              <w:szCs w:val="18"/>
             </w:rPr>
             <w:alias w:val="participating_professionals[0].professional_registration"/>
             <w:tag w:val="participating_professionals[0].professional_registration"/>
@@ -2883,16 +2883,16 @@
                   <w:rPr>
                     <w:rFonts w:ascii="Arial" w:hAnsi="Arial" w:cs="Arial"/>
                     <w:color w:val="000000"/>
-                    <w:sz w:val="20"/>
-                    <w:szCs w:val="20"/>
+                    <w:sz w:val="18"/>
+                    <w:szCs w:val="18"/>
                   </w:rPr>
                 </w:pPr>
                 <w:r>
                   <w:rPr>
                     <w:rFonts w:ascii="Arial" w:hAnsi="Arial" w:cs="Arial"/>
                     <w:color w:val="000000"/>
-                    <w:sz w:val="20"/>
-                    <w:szCs w:val="20"/>
+                    <w:sz w:val="18"/>
+                    <w:szCs w:val="18"/>
                     <w:lang w:val="es-CL" w:eastAsia="es-CL"/>
                   </w:rPr>
                   <w:t>Escriba aquí</w:t>
@@ -2912,8 +2912,8 @@
             <w:rPr>
               <w:rFonts w:ascii="Arial" w:hAnsi="Arial" w:cs="Arial"/>
               <w:color w:val="000000"/>
-              <w:sz w:val="20"/>
-              <w:szCs w:val="20"/>
+              <w:sz w:val="18"/>
+              <w:szCs w:val="18"/>
             </w:rPr>
             <w:alias w:val="participating_professionals[1].professional_id"/>
             <w:tag w:val="participating_professionals[1].professional_id"/>
@@ -2934,16 +2934,16 @@
                   <w:rPr>
                     <w:rFonts w:ascii="Arial" w:hAnsi="Arial" w:cs="Arial"/>
                     <w:color w:val="000000"/>
-                    <w:sz w:val="20"/>
-                    <w:szCs w:val="20"/>
+                    <w:sz w:val="18"/>
+                    <w:szCs w:val="18"/>
                   </w:rPr>
                 </w:pPr>
                 <w:r>
                   <w:rPr>
                     <w:rFonts w:ascii="Arial" w:hAnsi="Arial" w:cs="Arial"/>
                     <w:color w:val="000000"/>
-                    <w:sz w:val="20"/>
-                    <w:szCs w:val="20"/>
+                    <w:sz w:val="18"/>
+                    <w:szCs w:val="18"/>
                     <w:lang w:val="es-CL" w:eastAsia="es-CL"/>
                   </w:rPr>
                   <w:t>Escriba aquí</w:t>
@@ -2957,8 +2957,8 @@
             <w:rPr>
               <w:rFonts w:ascii="Arial" w:hAnsi="Arial" w:cs="Arial"/>
               <w:color w:val="000000"/>
-              <w:sz w:val="20"/>
-              <w:szCs w:val="20"/>
+              <w:sz w:val="18"/>
+              <w:szCs w:val="18"/>
             </w:rPr>
             <w:alias w:val="participating_professionals[1].profession_id"/>
             <w:tag w:val="participating_professionals[1].profession_id"/>
@@ -2979,16 +2979,16 @@
                   <w:rPr>
                     <w:rFonts w:ascii="Arial" w:hAnsi="Arial" w:cs="Arial"/>
                     <w:color w:val="000000"/>
-                    <w:sz w:val="20"/>
-                    <w:szCs w:val="20"/>
+                    <w:sz w:val="18"/>
+                    <w:szCs w:val="18"/>
                   </w:rPr>
                 </w:pPr>
                 <w:r>
                   <w:rPr>
                     <w:rFonts w:ascii="Arial" w:hAnsi="Arial" w:cs="Arial"/>
                     <w:color w:val="000000"/>
-                    <w:sz w:val="20"/>
-                    <w:szCs w:val="20"/>
+                    <w:sz w:val="18"/>
+                    <w:szCs w:val="18"/>
                     <w:lang w:val="es-CL" w:eastAsia="es-CL"/>
                   </w:rPr>
                   <w:t>Escriba aquí</w:t>
@@ -3002,8 +3002,8 @@
             <w:rPr>
               <w:rFonts w:ascii="Arial" w:hAnsi="Arial" w:cs="Arial"/>
               <w:color w:val="000000"/>
-              <w:sz w:val="20"/>
-              <w:szCs w:val="20"/>
+              <w:sz w:val="18"/>
+              <w:szCs w:val="18"/>
             </w:rPr>
             <w:alias w:val="participating_professionals[1].phone_email"/>
             <w:tag w:val="participating_professionals[1].phone_email"/>
@@ -3024,16 +3024,16 @@
                   <w:rPr>
                     <w:rFonts w:ascii="Arial" w:hAnsi="Arial" w:cs="Arial"/>
                     <w:color w:val="000000"/>
-                    <w:sz w:val="20"/>
-                    <w:szCs w:val="20"/>
+                    <w:sz w:val="18"/>
+                    <w:szCs w:val="18"/>
                   </w:rPr>
                 </w:pPr>
                 <w:r>
                   <w:rPr>
                     <w:rFonts w:ascii="Arial" w:hAnsi="Arial" w:cs="Arial"/>
                     <w:color w:val="000000"/>
-                    <w:sz w:val="20"/>
-                    <w:szCs w:val="20"/>
+                    <w:sz w:val="18"/>
+                    <w:szCs w:val="18"/>
                     <w:lang w:val="es-CL" w:eastAsia="es-CL"/>
                   </w:rPr>
                   <w:t>Escriba aquí</w:t>
@@ -3047,8 +3047,8 @@
             <w:rPr>
               <w:rFonts w:ascii="Arial" w:hAnsi="Arial" w:cs="Arial"/>
               <w:color w:val="000000"/>
-              <w:sz w:val="20"/>
-              <w:szCs w:val="20"/>
+              <w:sz w:val="18"/>
+              <w:szCs w:val="18"/>
             </w:rPr>
             <w:alias w:val="participating_professionals[1].professional_registration"/>
             <w:tag w:val="participating_professionals[1].professional_registration"/>
@@ -3069,16 +3069,16 @@
                   <w:rPr>
                     <w:rFonts w:ascii="Arial" w:hAnsi="Arial" w:cs="Arial"/>
                     <w:color w:val="000000"/>
-                    <w:sz w:val="20"/>
-                    <w:szCs w:val="20"/>
+                    <w:sz w:val="18"/>
+                    <w:szCs w:val="18"/>
                   </w:rPr>
                 </w:pPr>
                 <w:r>
                   <w:rPr>
                     <w:rFonts w:ascii="Arial" w:hAnsi="Arial" w:cs="Arial"/>
                     <w:color w:val="000000"/>
-                    <w:sz w:val="20"/>
-                    <w:szCs w:val="20"/>
+                    <w:sz w:val="18"/>
+                    <w:szCs w:val="18"/>
                     <w:lang w:val="es-CL" w:eastAsia="es-CL"/>
                   </w:rPr>
                   <w:t>Escriba aquí</w:t>
@@ -3098,8 +3098,8 @@
             <w:rPr>
               <w:rFonts w:ascii="Arial" w:hAnsi="Arial" w:cs="Arial"/>
               <w:color w:val="000000"/>
-              <w:sz w:val="20"/>
-              <w:szCs w:val="20"/>
+              <w:sz w:val="18"/>
+              <w:szCs w:val="18"/>
             </w:rPr>
             <w:alias w:val="participating_professionals[2].professional_id"/>
             <w:tag w:val="participating_professionals[2].professional_id"/>
@@ -3120,16 +3120,16 @@
                   <w:rPr>
                     <w:rFonts w:ascii="Arial" w:hAnsi="Arial" w:cs="Arial"/>
                     <w:color w:val="000000"/>
-                    <w:sz w:val="20"/>
-                    <w:szCs w:val="20"/>
+                    <w:sz w:val="18"/>
+                    <w:szCs w:val="18"/>
                   </w:rPr>
                 </w:pPr>
                 <w:r>
                   <w:rPr>
                     <w:rFonts w:ascii="Arial" w:hAnsi="Arial" w:cs="Arial"/>
                     <w:color w:val="000000"/>
-                    <w:sz w:val="20"/>
-                    <w:szCs w:val="20"/>
+                    <w:sz w:val="18"/>
+                    <w:szCs w:val="18"/>
                     <w:lang w:val="es-CL" w:eastAsia="es-CL"/>
                   </w:rPr>
                   <w:t>Escriba aquí</w:t>
@@ -3143,8 +3143,8 @@
             <w:rPr>
               <w:rFonts w:ascii="Arial" w:hAnsi="Arial" w:cs="Arial"/>
               <w:color w:val="000000"/>
-              <w:sz w:val="20"/>
-              <w:szCs w:val="20"/>
+              <w:sz w:val="18"/>
+              <w:szCs w:val="18"/>
             </w:rPr>
             <w:alias w:val="participating_professionals[2].profession_id"/>
             <w:tag w:val="participating_professionals[2].profession_id"/>
@@ -3165,16 +3165,16 @@
                   <w:rPr>
                     <w:rFonts w:ascii="Arial" w:hAnsi="Arial" w:cs="Arial"/>
                     <w:color w:val="000000"/>
-                    <w:sz w:val="20"/>
-                    <w:szCs w:val="20"/>
+                    <w:sz w:val="18"/>
+                    <w:szCs w:val="18"/>
                   </w:rPr>
                 </w:pPr>
                 <w:r>
                   <w:rPr>
                     <w:rFonts w:ascii="Arial" w:hAnsi="Arial" w:cs="Arial"/>
                     <w:color w:val="000000"/>
-                    <w:sz w:val="20"/>
-                    <w:szCs w:val="20"/>
+                    <w:sz w:val="18"/>
+                    <w:szCs w:val="18"/>
                     <w:lang w:val="es-CL" w:eastAsia="es-CL"/>
                   </w:rPr>
                   <w:t>Escriba aquí</w:t>
@@ -3188,8 +3188,8 @@
             <w:rPr>
               <w:rFonts w:ascii="Arial" w:hAnsi="Arial" w:cs="Arial"/>
               <w:color w:val="000000"/>
-              <w:sz w:val="20"/>
-              <w:szCs w:val="20"/>
+              <w:sz w:val="18"/>
+              <w:szCs w:val="18"/>
             </w:rPr>
             <w:alias w:val="participating_professionals[2].phone_email"/>
             <w:tag w:val="participating_professionals[2].phone_email"/>
@@ -3210,16 +3210,16 @@
                   <w:rPr>
                     <w:rFonts w:ascii="Arial" w:hAnsi="Arial" w:cs="Arial"/>
                     <w:color w:val="000000"/>
-                    <w:sz w:val="20"/>
-                    <w:szCs w:val="20"/>
+                    <w:sz w:val="18"/>
+                    <w:szCs w:val="18"/>
                   </w:rPr>
                 </w:pPr>
                 <w:r>
                   <w:rPr>
                     <w:rFonts w:ascii="Arial" w:hAnsi="Arial" w:cs="Arial"/>
                     <w:color w:val="000000"/>
-                    <w:sz w:val="20"/>
-                    <w:szCs w:val="20"/>
+                    <w:sz w:val="18"/>
+                    <w:szCs w:val="18"/>
                     <w:lang w:val="es-CL" w:eastAsia="es-CL"/>
                   </w:rPr>
                   <w:t>Escriba aquí</w:t>
@@ -3233,8 +3233,8 @@
             <w:rPr>
               <w:rFonts w:ascii="Arial" w:hAnsi="Arial" w:cs="Arial"/>
               <w:color w:val="000000"/>
-              <w:sz w:val="20"/>
-              <w:szCs w:val="20"/>
+              <w:sz w:val="18"/>
+              <w:szCs w:val="18"/>
             </w:rPr>
             <w:alias w:val="participating_professionals[2].professional_registration"/>
             <w:tag w:val="participating_professionals[2].professional_registration"/>
@@ -3255,16 +3255,16 @@
                   <w:rPr>
                     <w:rFonts w:ascii="Arial" w:hAnsi="Arial" w:cs="Arial"/>
                     <w:color w:val="000000"/>
-                    <w:sz w:val="20"/>
-                    <w:szCs w:val="20"/>
+                    <w:sz w:val="18"/>
+                    <w:szCs w:val="18"/>
                   </w:rPr>
                 </w:pPr>
                 <w:r>
                   <w:rPr>
                     <w:rFonts w:ascii="Arial" w:hAnsi="Arial" w:cs="Arial"/>
                     <w:color w:val="000000"/>
-                    <w:sz w:val="20"/>
-                    <w:szCs w:val="20"/>
+                    <w:sz w:val="18"/>
+                    <w:szCs w:val="18"/>
                     <w:lang w:val="es-CL" w:eastAsia="es-CL"/>
                   </w:rPr>
                   <w:t>Escriba aquí</w:t>
@@ -3284,8 +3284,8 @@
             <w:rPr>
               <w:rFonts w:ascii="Arial" w:hAnsi="Arial" w:cs="Arial"/>
               <w:color w:val="000000"/>
-              <w:sz w:val="20"/>
-              <w:szCs w:val="20"/>
+              <w:sz w:val="18"/>
+              <w:szCs w:val="18"/>
             </w:rPr>
             <w:alias w:val="participating_professionals[3].professional_id"/>
             <w:tag w:val="participating_professionals[3].professional_id"/>
@@ -3306,16 +3306,16 @@
                   <w:rPr>
                     <w:rFonts w:ascii="Arial" w:hAnsi="Arial" w:cs="Arial"/>
                     <w:color w:val="000000"/>
-                    <w:sz w:val="20"/>
-                    <w:szCs w:val="20"/>
+                    <w:sz w:val="18"/>
+                    <w:szCs w:val="18"/>
                   </w:rPr>
                 </w:pPr>
                 <w:r>
                   <w:rPr>
                     <w:rFonts w:ascii="Arial" w:hAnsi="Arial" w:cs="Arial"/>
                     <w:color w:val="000000"/>
-                    <w:sz w:val="20"/>
-                    <w:szCs w:val="20"/>
+                    <w:sz w:val="18"/>
+                    <w:szCs w:val="18"/>
                     <w:lang w:val="es-CL" w:eastAsia="es-CL"/>
                   </w:rPr>
                   <w:t>Escriba aquí</w:t>
@@ -3329,8 +3329,8 @@
             <w:rPr>
               <w:rFonts w:ascii="Arial" w:hAnsi="Arial" w:cs="Arial"/>
               <w:color w:val="000000"/>
-              <w:sz w:val="20"/>
-              <w:szCs w:val="20"/>
+              <w:sz w:val="18"/>
+              <w:szCs w:val="18"/>
             </w:rPr>
             <w:alias w:val="participating_professionals[3].profession_id"/>
             <w:tag w:val="participating_professionals[3].profession_id"/>
@@ -3351,16 +3351,16 @@
                   <w:rPr>
                     <w:rFonts w:ascii="Arial" w:hAnsi="Arial" w:cs="Arial"/>
                     <w:color w:val="000000"/>
-                    <w:sz w:val="20"/>
-                    <w:szCs w:val="20"/>
+                    <w:sz w:val="18"/>
+                    <w:szCs w:val="18"/>
                   </w:rPr>
                 </w:pPr>
                 <w:r>
                   <w:rPr>
                     <w:rFonts w:ascii="Arial" w:hAnsi="Arial" w:cs="Arial"/>
                     <w:color w:val="000000"/>
-                    <w:sz w:val="20"/>
-                    <w:szCs w:val="20"/>
+                    <w:sz w:val="18"/>
+                    <w:szCs w:val="18"/>
                     <w:lang w:val="es-CL" w:eastAsia="es-CL"/>
                   </w:rPr>
                   <w:t>Escriba aquí</w:t>
@@ -3374,8 +3374,8 @@
             <w:rPr>
               <w:rFonts w:ascii="Arial" w:hAnsi="Arial" w:cs="Arial"/>
               <w:color w:val="000000"/>
-              <w:sz w:val="20"/>
-              <w:szCs w:val="20"/>
+              <w:sz w:val="18"/>
+              <w:szCs w:val="18"/>
             </w:rPr>
             <w:alias w:val="participating_professionals[3].phone_email"/>
             <w:tag w:val="participating_professionals[3].phone_email"/>
@@ -3396,16 +3396,16 @@
                   <w:rPr>
                     <w:rFonts w:ascii="Arial" w:hAnsi="Arial" w:cs="Arial"/>
                     <w:color w:val="000000"/>
-                    <w:sz w:val="20"/>
-                    <w:szCs w:val="20"/>
+                    <w:sz w:val="18"/>
+                    <w:szCs w:val="18"/>
                   </w:rPr>
                 </w:pPr>
                 <w:r>
                   <w:rPr>
                     <w:rFonts w:ascii="Arial" w:hAnsi="Arial" w:cs="Arial"/>
                     <w:color w:val="000000"/>
-                    <w:sz w:val="20"/>
-                    <w:szCs w:val="20"/>
+                    <w:sz w:val="18"/>
+                    <w:szCs w:val="18"/>
                     <w:lang w:val="es-CL" w:eastAsia="es-CL"/>
                   </w:rPr>
                   <w:t>Escriba aquí</w:t>
@@ -3419,8 +3419,8 @@
             <w:rPr>
               <w:rFonts w:ascii="Arial" w:hAnsi="Arial" w:cs="Arial"/>
               <w:color w:val="000000"/>
-              <w:sz w:val="20"/>
-              <w:szCs w:val="20"/>
+              <w:sz w:val="18"/>
+              <w:szCs w:val="18"/>
             </w:rPr>
             <w:alias w:val="participating_professionals[3].professional_registration"/>
             <w:tag w:val="participating_professionals[3].professional_registration"/>
@@ -3441,16 +3441,16 @@
                   <w:rPr>
                     <w:rFonts w:ascii="Arial" w:hAnsi="Arial" w:cs="Arial"/>
                     <w:color w:val="000000"/>
-                    <w:sz w:val="20"/>
-                    <w:szCs w:val="20"/>
+                    <w:sz w:val="18"/>
+                    <w:szCs w:val="18"/>
                   </w:rPr>
                 </w:pPr>
                 <w:r>
                   <w:rPr>
                     <w:rFonts w:ascii="Arial" w:hAnsi="Arial" w:cs="Arial"/>
                     <w:color w:val="000000"/>
-                    <w:sz w:val="20"/>
-                    <w:szCs w:val="20"/>
+                    <w:sz w:val="18"/>
+                    <w:szCs w:val="18"/>
                     <w:lang w:val="es-CL" w:eastAsia="es-CL"/>
                   </w:rPr>
                   <w:t>Escriba aquí</w:t>
@@ -3470,8 +3470,8 @@
             <w:rPr>
               <w:rFonts w:ascii="Arial" w:hAnsi="Arial" w:cs="Arial"/>
               <w:color w:val="000000"/>
-              <w:sz w:val="20"/>
-              <w:szCs w:val="20"/>
+              <w:sz w:val="18"/>
+              <w:szCs w:val="18"/>
             </w:rPr>
             <w:alias w:val="participating_professionals[4].professional_id"/>
             <w:tag w:val="participating_professionals[4].professional_id"/>
@@ -3492,16 +3492,16 @@
                   <w:rPr>
                     <w:rFonts w:ascii="Arial" w:hAnsi="Arial" w:cs="Arial"/>
                     <w:color w:val="000000"/>
-                    <w:sz w:val="20"/>
-                    <w:szCs w:val="20"/>
+                    <w:sz w:val="18"/>
+                    <w:szCs w:val="18"/>
                   </w:rPr>
                 </w:pPr>
                 <w:r>
                   <w:rPr>
                     <w:rFonts w:ascii="Arial" w:hAnsi="Arial" w:cs="Arial"/>
                     <w:color w:val="000000"/>
-                    <w:sz w:val="20"/>
-                    <w:szCs w:val="20"/>
+                    <w:sz w:val="18"/>
+                    <w:szCs w:val="18"/>
                     <w:lang w:val="es-CL" w:eastAsia="es-CL"/>
                   </w:rPr>
                   <w:t>Escriba aquí</w:t>
@@ -3515,8 +3515,8 @@
             <w:rPr>
               <w:rFonts w:ascii="Arial" w:hAnsi="Arial" w:cs="Arial"/>
               <w:color w:val="000000"/>
-              <w:sz w:val="20"/>
-              <w:szCs w:val="20"/>
+              <w:sz w:val="18"/>
+              <w:szCs w:val="18"/>
             </w:rPr>
             <w:alias w:val="participating_professionals[4].profession_id"/>
             <w:tag w:val="participating_professionals[4].profession_id"/>
@@ -3537,16 +3537,16 @@
                   <w:rPr>
                     <w:rFonts w:ascii="Arial" w:hAnsi="Arial" w:cs="Arial"/>
                     <w:color w:val="000000"/>
-                    <w:sz w:val="20"/>
-                    <w:szCs w:val="20"/>
+                    <w:sz w:val="18"/>
+                    <w:szCs w:val="18"/>
                   </w:rPr>
                 </w:pPr>
                 <w:r>
                   <w:rPr>
                     <w:rFonts w:ascii="Arial" w:hAnsi="Arial" w:cs="Arial"/>
                     <w:color w:val="000000"/>
-                    <w:sz w:val="20"/>
-                    <w:szCs w:val="20"/>
+                    <w:sz w:val="18"/>
+                    <w:szCs w:val="18"/>
                     <w:lang w:val="es-CL" w:eastAsia="es-CL"/>
                   </w:rPr>
                   <w:t>Escriba aquí</w:t>
@@ -3560,8 +3560,8 @@
             <w:rPr>
               <w:rFonts w:ascii="Arial" w:hAnsi="Arial" w:cs="Arial"/>
               <w:color w:val="000000"/>
-              <w:sz w:val="20"/>
-              <w:szCs w:val="20"/>
+              <w:sz w:val="18"/>
+              <w:szCs w:val="18"/>
             </w:rPr>
             <w:alias w:val="participating_professionals[4].phone_email"/>
             <w:tag w:val="participating_professionals[4].phone_email"/>
@@ -3582,16 +3582,16 @@
                   <w:rPr>
                     <w:rFonts w:ascii="Arial" w:hAnsi="Arial" w:cs="Arial"/>
                     <w:color w:val="000000"/>
-                    <w:sz w:val="20"/>
-                    <w:szCs w:val="20"/>
+                    <w:sz w:val="18"/>
+                    <w:szCs w:val="18"/>
                   </w:rPr>
                 </w:pPr>
                 <w:r>
                   <w:rPr>
                     <w:rFonts w:ascii="Arial" w:hAnsi="Arial" w:cs="Arial"/>
                     <w:color w:val="000000"/>
-                    <w:sz w:val="20"/>
-                    <w:szCs w:val="20"/>
+                    <w:sz w:val="18"/>
+                    <w:szCs w:val="18"/>
                     <w:lang w:val="es-CL" w:eastAsia="es-CL"/>
                   </w:rPr>
                   <w:t>Escriba aquí</w:t>
@@ -3605,8 +3605,8 @@
             <w:rPr>
               <w:rFonts w:ascii="Arial" w:hAnsi="Arial" w:cs="Arial"/>
               <w:color w:val="000000"/>
-              <w:sz w:val="20"/>
-              <w:szCs w:val="20"/>
+              <w:sz w:val="18"/>
+              <w:szCs w:val="18"/>
             </w:rPr>
             <w:alias w:val="participating_professionals[4].professional_registration"/>
             <w:tag w:val="participating_professionals[4].professional_registration"/>
@@ -3627,16 +3627,16 @@
                   <w:rPr>
                     <w:rFonts w:ascii="Arial" w:hAnsi="Arial" w:cs="Arial"/>
                     <w:color w:val="000000"/>
-                    <w:sz w:val="20"/>
-                    <w:szCs w:val="20"/>
+                    <w:sz w:val="18"/>
+                    <w:szCs w:val="18"/>
                   </w:rPr>
                 </w:pPr>
                 <w:r>
                   <w:rPr>
                     <w:rFonts w:ascii="Arial" w:hAnsi="Arial" w:cs="Arial"/>
                     <w:color w:val="000000"/>
-                    <w:sz w:val="20"/>
-                    <w:szCs w:val="20"/>
+                    <w:sz w:val="18"/>
+                    <w:szCs w:val="18"/>
                     <w:lang w:val="es-CL" w:eastAsia="es-CL"/>
                   </w:rPr>
                   <w:t>Escriba aquí</w:t>
@@ -3930,8 +3930,8 @@
               <w:rFonts w:ascii="Arial" w:hAnsi="Arial" w:cs="Arial"/>
               <w:b/>
               <w:color w:val="000000"/>
-              <w:sz w:val="20"/>
-              <w:szCs w:val="20"/>
+              <w:sz w:val="18"/>
+              <w:szCs w:val="18"/>
             </w:rPr>
             <w:alias w:val="current_diagnosis_issue_date"/>
             <w:tag w:val="current_diagnosis_issue_date"/>
@@ -3962,16 +3962,16 @@
                     <w:rFonts w:ascii="Arial" w:hAnsi="Arial" w:cs="Arial"/>
                     <w:b/>
                     <w:color w:val="000000"/>
-                    <w:sz w:val="20"/>
-                    <w:szCs w:val="20"/>
+                    <w:sz w:val="18"/>
+                    <w:szCs w:val="18"/>
                   </w:rPr>
                 </w:pPr>
                 <w:r>
                   <w:rPr>
                     <w:rFonts w:ascii="Arial" w:hAnsi="Arial" w:cs="Arial"/>
                     <w:color w:val="000000"/>
-                    <w:sz w:val="20"/>
-                    <w:szCs w:val="20"/>
+                    <w:sz w:val="18"/>
+                    <w:szCs w:val="18"/>
                     <w:lang w:val="es-CL" w:eastAsia="es-CL"/>
                   </w:rPr>
                   <w:t>Escriba aquí</w:t>
@@ -4013,8 +4013,8 @@
                   <w:rFonts w:ascii="MS Gothic" w:hAnsi="MS Gothic" w:cs="MS Gothic" w:eastAsia="MS Gothic"/>
                   <w:b/>
                   <w:color w:val="000000"/>
-                  <w:sz w:val="20"/>
-                  <w:szCs w:val="20"/>
+                  <w:sz w:val="18"/>
+                  <w:szCs w:val="18"/>
                 </w:rPr>
                 <w:alias w:val="auditiva_diagnosis_moderate"/>
                 <w:tag w:val="auditiva_diagnosis_moderate"/>
@@ -4032,8 +4032,8 @@
                     <w:rFonts w:ascii="MS Gothic" w:hAnsi="MS Gothic" w:cs="MS Gothic" w:eastAsia="MS Gothic"/>
                     <w:b/>
                     <w:color w:val="000000"/>
-                    <w:sz w:val="20"/>
-                    <w:szCs w:val="20"/>
+                    <w:sz w:val="18"/>
+                    <w:szCs w:val="18"/>
                   </w:rPr>
                   <w:t>☐</w:t>
                 </w:r>
@@ -4086,8 +4086,8 @@
                   <w:rFonts w:ascii="MS Gothic" w:hAnsi="MS Gothic" w:cs="MS Gothic" w:eastAsia="MS Gothic"/>
                   <w:b/>
                   <w:color w:val="000000"/>
-                  <w:sz w:val="20"/>
-                  <w:szCs w:val="20"/>
+                  <w:sz w:val="18"/>
+                  <w:szCs w:val="18"/>
                 </w:rPr>
                 <w:alias w:val="auditiva_diagnosis_severe"/>
                 <w:tag w:val="auditiva_diagnosis_severe"/>
@@ -4105,8 +4105,8 @@
                     <w:rFonts w:ascii="MS Gothic" w:hAnsi="MS Gothic" w:cs="MS Gothic" w:eastAsia="MS Gothic"/>
                     <w:b/>
                     <w:color w:val="000000"/>
-                    <w:sz w:val="20"/>
-                    <w:szCs w:val="20"/>
+                    <w:sz w:val="18"/>
+                    <w:szCs w:val="18"/>
                   </w:rPr>
                   <w:t>☐</w:t>
                 </w:r>
@@ -4150,8 +4150,8 @@
                   <w:rFonts w:ascii="MS Gothic" w:hAnsi="MS Gothic" w:cs="MS Gothic" w:eastAsia="MS Gothic"/>
                   <w:b/>
                   <w:color w:val="000000"/>
-                  <w:sz w:val="20"/>
-                  <w:szCs w:val="20"/>
+                  <w:sz w:val="18"/>
+                  <w:szCs w:val="18"/>
                 </w:rPr>
                 <w:alias w:val="auditiva_diagnosis_deafness"/>
                 <w:tag w:val="auditiva_diagnosis_deafness"/>
@@ -4169,8 +4169,8 @@
                     <w:rFonts w:ascii="MS Gothic" w:hAnsi="MS Gothic" w:cs="MS Gothic" w:eastAsia="MS Gothic"/>
                     <w:b/>
                     <w:color w:val="000000"/>
-                    <w:sz w:val="20"/>
-                    <w:szCs w:val="20"/>
+                    <w:sz w:val="18"/>
+                    <w:szCs w:val="18"/>
                   </w:rPr>
                   <w:t>☐</w:t>
                 </w:r>
@@ -4337,8 +4337,8 @@
                   <w:rFonts w:ascii="MS Gothic" w:hAnsi="MS Gothic" w:cs="MS Gothic" w:eastAsia="MS Gothic"/>
                   <w:b/>
                   <w:color w:val="000000"/>
-                  <w:sz w:val="20"/>
-                  <w:szCs w:val="20"/>
+                  <w:sz w:val="18"/>
+                  <w:szCs w:val="18"/>
                 </w:rPr>
                 <w:alias w:val="auditiva_criterion_40db"/>
                 <w:tag w:val="auditiva_criterion_40db"/>
@@ -4356,8 +4356,8 @@
                     <w:rFonts w:ascii="MS Gothic" w:hAnsi="MS Gothic" w:cs="MS Gothic" w:eastAsia="MS Gothic"/>
                     <w:b/>
                     <w:color w:val="000000"/>
-                    <w:sz w:val="20"/>
-                    <w:szCs w:val="20"/>
+                    <w:sz w:val="18"/>
+                    <w:szCs w:val="18"/>
                   </w:rPr>
                   <w:t>☐</w:t>
                 </w:r>
@@ -4404,8 +4404,8 @@
                   <w:rFonts w:ascii="MS Gothic" w:hAnsi="MS Gothic" w:cs="MS Gothic" w:eastAsia="MS Gothic"/>
                   <w:b/>
                   <w:color w:val="000000"/>
-                  <w:sz w:val="20"/>
-                  <w:szCs w:val="20"/>
+                  <w:sz w:val="18"/>
+                  <w:szCs w:val="18"/>
                 </w:rPr>
                 <w:alias w:val="auditiva_criterion_auditory_processing"/>
                 <w:tag w:val="auditiva_criterion_auditory_processing"/>
@@ -4423,8 +4423,8 @@
                     <w:rFonts w:ascii="MS Gothic" w:hAnsi="MS Gothic" w:cs="MS Gothic" w:eastAsia="MS Gothic"/>
                     <w:b/>
                     <w:color w:val="000000"/>
-                    <w:sz w:val="20"/>
-                    <w:szCs w:val="20"/>
+                    <w:sz w:val="18"/>
+                    <w:szCs w:val="18"/>
                   </w:rPr>
                   <w:t>☐</w:t>
                 </w:r>
@@ -4463,8 +4463,8 @@
                   <w:rFonts w:ascii="MS Gothic" w:hAnsi="MS Gothic" w:cs="MS Gothic" w:eastAsia="MS Gothic"/>
                   <w:b/>
                   <w:color w:val="000000"/>
-                  <w:sz w:val="20"/>
-                  <w:szCs w:val="20"/>
+                  <w:sz w:val="18"/>
+                  <w:szCs w:val="18"/>
                 </w:rPr>
                 <w:alias w:val="auditiva_criterion_activity_limitation"/>
                 <w:tag w:val="auditiva_criterion_activity_limitation"/>
@@ -4482,8 +4482,8 @@
                     <w:rFonts w:ascii="MS Gothic" w:hAnsi="MS Gothic" w:cs="MS Gothic" w:eastAsia="MS Gothic"/>
                     <w:b/>
                     <w:color w:val="000000"/>
-                    <w:sz w:val="20"/>
-                    <w:szCs w:val="20"/>
+                    <w:sz w:val="18"/>
+                    <w:szCs w:val="18"/>
                   </w:rPr>
                   <w:t>☐</w:t>
                 </w:r>
@@ -4539,8 +4539,8 @@
                   <w:rFonts w:ascii="MS Gothic" w:hAnsi="MS Gothic" w:cs="MS Gothic" w:eastAsia="MS Gothic"/>
                   <w:b/>
                   <w:color w:val="000000"/>
-                  <w:sz w:val="20"/>
-                  <w:szCs w:val="20"/>
+                  <w:sz w:val="18"/>
+                  <w:szCs w:val="18"/>
                 </w:rPr>
                 <w:alias w:val="auditiva_criterion_deaf_community"/>
                 <w:tag w:val="auditiva_criterion_deaf_community"/>
@@ -4558,8 +4558,8 @@
                     <w:rFonts w:ascii="MS Gothic" w:hAnsi="MS Gothic" w:cs="MS Gothic" w:eastAsia="MS Gothic"/>
                     <w:b/>
                     <w:color w:val="000000"/>
-                    <w:sz w:val="20"/>
-                    <w:szCs w:val="20"/>
+                    <w:sz w:val="18"/>
+                    <w:szCs w:val="18"/>
                   </w:rPr>
                   <w:t>☐</w:t>
                 </w:r>
@@ -4599,8 +4599,8 @@
                   <w:rFonts w:ascii="MS Gothic" w:hAnsi="MS Gothic" w:cs="MS Gothic" w:eastAsia="MS Gothic"/>
                   <w:b/>
                   <w:color w:val="000000"/>
-                  <w:sz w:val="20"/>
-                  <w:szCs w:val="20"/>
+                  <w:sz w:val="18"/>
+                  <w:szCs w:val="18"/>
                 </w:rPr>
                 <w:alias w:val="auditiva_criterion_sign_language_user"/>
                 <w:tag w:val="auditiva_criterion_sign_language_user"/>
@@ -4618,8 +4618,8 @@
                     <w:rFonts w:ascii="MS Gothic" w:hAnsi="MS Gothic" w:cs="MS Gothic" w:eastAsia="MS Gothic"/>
                     <w:b/>
                     <w:color w:val="000000"/>
-                    <w:sz w:val="20"/>
-                    <w:szCs w:val="20"/>
+                    <w:sz w:val="18"/>
+                    <w:szCs w:val="18"/>
                   </w:rPr>
                   <w:t>☐</w:t>
                 </w:r>
@@ -4891,8 +4891,8 @@
                   <w:rFonts w:ascii="MS Gothic" w:hAnsi="MS Gothic" w:cs="MS Gothic" w:eastAsia="MS Gothic"/>
                   <w:b/>
                   <w:color w:val="000000"/>
-                  <w:sz w:val="20"/>
-                  <w:szCs w:val="20"/>
+                  <w:sz w:val="18"/>
+                  <w:szCs w:val="18"/>
                 </w:rPr>
                 <w:alias w:val="auditiva_var_auditory_implementation"/>
                 <w:tag w:val="auditiva_var_auditory_implementation"/>
@@ -4910,8 +4910,8 @@
                     <w:rFonts w:ascii="MS Gothic" w:hAnsi="MS Gothic" w:cs="MS Gothic" w:eastAsia="MS Gothic"/>
                     <w:b/>
                     <w:color w:val="000000"/>
-                    <w:sz w:val="20"/>
-                    <w:szCs w:val="20"/>
+                    <w:sz w:val="18"/>
+                    <w:szCs w:val="18"/>
                   </w:rPr>
                   <w:t>☐</w:t>
                 </w:r>
@@ -4951,8 +4951,8 @@
                 <w:rPr>
                   <w:rFonts w:ascii="MS Gothic" w:hAnsi="MS Gothic" w:cs="MS Gothic" w:eastAsia="MS Gothic"/>
                   <w:color w:val="000000"/>
-                  <w:sz w:val="20"/>
-                  <w:szCs w:val="20"/>
+                  <w:sz w:val="18"/>
+                  <w:szCs w:val="18"/>
                 </w:rPr>
                 <w:alias w:val="auditiva_var_auditory_functionality"/>
                 <w:tag w:val="auditiva_var_auditory_functionality"/>
@@ -4969,8 +4969,8 @@
                   <w:rPr>
                     <w:rFonts w:ascii="MS Gothic" w:hAnsi="MS Gothic" w:cs="MS Gothic" w:eastAsia="MS Gothic"/>
                     <w:color w:val="000000"/>
-                    <w:sz w:val="20"/>
-                    <w:szCs w:val="20"/>
+                    <w:sz w:val="18"/>
+                    <w:szCs w:val="18"/>
                   </w:rPr>
                   <w:t>☐</w:t>
                 </w:r>
@@ -5039,8 +5039,8 @@
                   <w:rFonts w:ascii="MS Gothic" w:hAnsi="MS Gothic" w:cs="MS Gothic" w:eastAsia="MS Gothic"/>
                   <w:b/>
                   <w:color w:val="000000"/>
-                  <w:sz w:val="20"/>
-                  <w:szCs w:val="20"/>
+                  <w:sz w:val="18"/>
+                  <w:szCs w:val="18"/>
                 </w:rPr>
                 <w:alias w:val="auditiva_support_replanned_personal"/>
                 <w:tag w:val="auditiva_support_replanned_personal"/>
@@ -5058,8 +5058,8 @@
                     <w:rFonts w:ascii="MS Gothic" w:hAnsi="MS Gothic" w:cs="MS Gothic" w:eastAsia="MS Gothic"/>
                     <w:b/>
                     <w:color w:val="000000"/>
-                    <w:sz w:val="20"/>
-                    <w:szCs w:val="20"/>
+                    <w:sz w:val="18"/>
+                    <w:szCs w:val="18"/>
                   </w:rPr>
                   <w:t>☐</w:t>
                 </w:r>
@@ -5107,8 +5107,8 @@
                   <w:rFonts w:ascii="MS Gothic" w:hAnsi="MS Gothic" w:cs="MS Gothic" w:eastAsia="MS Gothic"/>
                   <w:b/>
                   <w:color w:val="000000"/>
-                  <w:sz w:val="20"/>
-                  <w:szCs w:val="20"/>
+                  <w:sz w:val="18"/>
+                  <w:szCs w:val="18"/>
                 </w:rPr>
                 <w:alias w:val="auditiva_support_replanned_curricular"/>
                 <w:tag w:val="auditiva_support_replanned_curricular"/>
@@ -5126,8 +5126,8 @@
                     <w:rFonts w:ascii="MS Gothic" w:hAnsi="MS Gothic" w:cs="MS Gothic" w:eastAsia="MS Gothic"/>
                     <w:b/>
                     <w:color w:val="000000"/>
-                    <w:sz w:val="20"/>
-                    <w:szCs w:val="20"/>
+                    <w:sz w:val="18"/>
+                    <w:szCs w:val="18"/>
                   </w:rPr>
                   <w:t>☐</w:t>
                 </w:r>
@@ -5175,8 +5175,8 @@
                   <w:rFonts w:ascii="MS Gothic" w:hAnsi="MS Gothic" w:cs="MS Gothic" w:eastAsia="MS Gothic"/>
                   <w:b/>
                   <w:color w:val="000000"/>
-                  <w:sz w:val="20"/>
-                  <w:szCs w:val="20"/>
+                  <w:sz w:val="18"/>
+                  <w:szCs w:val="18"/>
                 </w:rPr>
                 <w:alias w:val="auditiva_support_replanned_materials"/>
                 <w:tag w:val="auditiva_support_replanned_materials"/>
@@ -5194,8 +5194,8 @@
                     <w:rFonts w:ascii="MS Gothic" w:hAnsi="MS Gothic" w:cs="MS Gothic" w:eastAsia="MS Gothic"/>
                     <w:b/>
                     <w:color w:val="000000"/>
-                    <w:sz w:val="20"/>
-                    <w:szCs w:val="20"/>
+                    <w:sz w:val="18"/>
+                    <w:szCs w:val="18"/>
                   </w:rPr>
                   <w:t>☐</w:t>
                 </w:r>
@@ -5234,8 +5234,8 @@
                 <w:rPr>
                   <w:rFonts w:ascii="MS Gothic" w:hAnsi="MS Gothic" w:cs="MS Gothic" w:eastAsia="MS Gothic"/>
                   <w:color w:val="000000"/>
-                  <w:sz w:val="20"/>
-                  <w:szCs w:val="20"/>
+                  <w:sz w:val="18"/>
+                  <w:szCs w:val="18"/>
                 </w:rPr>
                 <w:alias w:val="auditiva_support_replanned_organizational"/>
                 <w:tag w:val="auditiva_support_replanned_organizational"/>
@@ -5252,8 +5252,8 @@
                   <w:rPr>
                     <w:rFonts w:ascii="MS Gothic" w:hAnsi="MS Gothic" w:cs="MS Gothic" w:eastAsia="MS Gothic"/>
                     <w:color w:val="000000"/>
-                    <w:sz w:val="20"/>
-                    <w:szCs w:val="20"/>
+                    <w:sz w:val="18"/>
+                    <w:szCs w:val="18"/>
                   </w:rPr>
                   <w:t>☐</w:t>
                 </w:r>
@@ -5291,8 +5291,8 @@
                 <w:rPr>
                   <w:rFonts w:ascii="MS Gothic" w:hAnsi="MS Gothic" w:cs="MS Gothic" w:eastAsia="MS Gothic"/>
                   <w:color w:val="000000"/>
-                  <w:sz w:val="20"/>
-                  <w:szCs w:val="20"/>
+                  <w:sz w:val="18"/>
+                  <w:szCs w:val="18"/>
                 </w:rPr>
                 <w:alias w:val="auditiva_support_replanned_family"/>
                 <w:tag w:val="auditiva_support_replanned_family"/>
@@ -5309,8 +5309,8 @@
                   <w:rPr>
                     <w:rFonts w:ascii="MS Gothic" w:hAnsi="MS Gothic" w:cs="MS Gothic" w:eastAsia="MS Gothic"/>
                     <w:color w:val="000000"/>
-                    <w:sz w:val="20"/>
-                    <w:szCs w:val="20"/>
+                    <w:sz w:val="18"/>
+                    <w:szCs w:val="18"/>
                   </w:rPr>
                   <w:t>☐</w:t>
                 </w:r>
@@ -5348,8 +5348,8 @@
                 <w:rPr>
                   <w:rFonts w:ascii="MS Gothic" w:hAnsi="MS Gothic" w:cs="MS Gothic" w:eastAsia="MS Gothic"/>
                   <w:color w:val="000000"/>
-                  <w:sz w:val="20"/>
-                  <w:szCs w:val="20"/>
+                  <w:sz w:val="18"/>
+                  <w:szCs w:val="18"/>
                 </w:rPr>
                 <w:alias w:val="auditiva_support_replanned_other"/>
                 <w:tag w:val="auditiva_support_replanned_other"/>
@@ -5366,8 +5366,8 @@
                   <w:rPr>
                     <w:rFonts w:ascii="MS Gothic" w:hAnsi="MS Gothic" w:cs="MS Gothic" w:eastAsia="MS Gothic"/>
                     <w:color w:val="000000"/>
-                    <w:sz w:val="20"/>
-                    <w:szCs w:val="20"/>
+                    <w:sz w:val="18"/>
+                    <w:szCs w:val="18"/>
                   </w:rPr>
                   <w:t>☐</w:t>
                 </w:r>
@@ -5402,8 +5402,8 @@
                 <w:rPr>
                   <w:rFonts w:ascii="Arial" w:hAnsi="Arial" w:cs="Arial"/>
                   <w:color w:val="000000"/>
-                  <w:sz w:val="20"/>
-                  <w:szCs w:val="20"/>
+                  <w:sz w:val="18"/>
+                  <w:szCs w:val="18"/>
                 </w:rPr>
                 <w:alias w:val="auditiva_support_replanned_other_detail"/>
                 <w:tag w:val="auditiva_support_replanned_other_detail"/>
@@ -5419,8 +5419,8 @@
                   <w:rPr>
                     <w:rFonts w:ascii="Arial" w:hAnsi="Arial" w:cs="Arial"/>
                     <w:color w:val="000000"/>
-                    <w:sz w:val="20"/>
-                    <w:szCs w:val="20"/>
+                    <w:sz w:val="18"/>
+                    <w:szCs w:val="18"/>
                     <w:lang w:val="es-CL" w:eastAsia="es-CL"/>
                   </w:rPr>
                   <w:t>Escriba aquí</w:t>
@@ -5476,8 +5476,8 @@
                   <w:rFonts w:ascii="MS Gothic" w:hAnsi="MS Gothic" w:cs="MS Gothic" w:eastAsia="MS Gothic"/>
                   <w:b/>
                   <w:color w:val="000000"/>
-                  <w:sz w:val="20"/>
-                  <w:szCs w:val="20"/>
+                  <w:sz w:val="18"/>
+                  <w:szCs w:val="18"/>
                 </w:rPr>
                 <w:alias w:val="auditiva_var_expression"/>
                 <w:tag w:val="auditiva_var_expression"/>
@@ -5495,8 +5495,8 @@
                     <w:rFonts w:ascii="MS Gothic" w:hAnsi="MS Gothic" w:cs="MS Gothic" w:eastAsia="MS Gothic"/>
                     <w:b/>
                     <w:color w:val="000000"/>
-                    <w:sz w:val="20"/>
-                    <w:szCs w:val="20"/>
+                    <w:sz w:val="18"/>
+                    <w:szCs w:val="18"/>
                   </w:rPr>
                   <w:t>☐</w:t>
                 </w:r>
@@ -5532,8 +5532,8 @@
                 <w:rPr>
                   <w:rFonts w:ascii="MS Gothic" w:hAnsi="MS Gothic" w:cs="MS Gothic" w:eastAsia="MS Gothic"/>
                   <w:color w:val="000000"/>
-                  <w:sz w:val="20"/>
-                  <w:szCs w:val="20"/>
+                  <w:sz w:val="18"/>
+                  <w:szCs w:val="18"/>
                 </w:rPr>
                 <w:alias w:val="auditiva_var_expression_oral"/>
                 <w:tag w:val="auditiva_var_expression_oral"/>
@@ -5550,8 +5550,8 @@
                   <w:rPr>
                     <w:rFonts w:ascii="MS Gothic" w:hAnsi="MS Gothic" w:cs="MS Gothic" w:eastAsia="MS Gothic"/>
                     <w:color w:val="000000"/>
-                    <w:sz w:val="20"/>
-                    <w:szCs w:val="20"/>
+                    <w:sz w:val="18"/>
+                    <w:szCs w:val="18"/>
                   </w:rPr>
                   <w:t>☐</w:t>
                 </w:r>
@@ -5579,8 +5579,8 @@
                 <w:rPr>
                   <w:rFonts w:ascii="MS Gothic" w:hAnsi="MS Gothic" w:cs="MS Gothic" w:eastAsia="MS Gothic"/>
                   <w:color w:val="000000"/>
-                  <w:sz w:val="20"/>
-                  <w:szCs w:val="20"/>
+                  <w:sz w:val="18"/>
+                  <w:szCs w:val="18"/>
                 </w:rPr>
                 <w:alias w:val="auditiva_var_expression_signs"/>
                 <w:tag w:val="auditiva_var_expression_signs"/>
@@ -5597,8 +5597,8 @@
                   <w:rPr>
                     <w:rFonts w:ascii="MS Gothic" w:hAnsi="MS Gothic" w:cs="MS Gothic" w:eastAsia="MS Gothic"/>
                     <w:color w:val="000000"/>
-                    <w:sz w:val="20"/>
-                    <w:szCs w:val="20"/>
+                    <w:sz w:val="18"/>
+                    <w:szCs w:val="18"/>
                   </w:rPr>
                   <w:t>☐</w:t>
                 </w:r>
@@ -5637,8 +5637,8 @@
                 <w:rPr>
                   <w:rFonts w:ascii="MS Gothic" w:hAnsi="MS Gothic" w:cs="MS Gothic" w:eastAsia="MS Gothic"/>
                   <w:color w:val="000000"/>
-                  <w:sz w:val="20"/>
-                  <w:szCs w:val="20"/>
+                  <w:sz w:val="18"/>
+                  <w:szCs w:val="18"/>
                 </w:rPr>
                 <w:alias w:val="auditiva_var_comprehension"/>
                 <w:tag w:val="auditiva_var_comprehension"/>
@@ -5655,8 +5655,8 @@
                   <w:rPr>
                     <w:rFonts w:ascii="MS Gothic" w:hAnsi="MS Gothic" w:cs="MS Gothic" w:eastAsia="MS Gothic"/>
                     <w:color w:val="000000"/>
-                    <w:sz w:val="20"/>
-                    <w:szCs w:val="20"/>
+                    <w:sz w:val="18"/>
+                    <w:szCs w:val="18"/>
                   </w:rPr>
                   <w:t>☐</w:t>
                 </w:r>
@@ -5686,8 +5686,8 @@
                 <w:rPr>
                   <w:rFonts w:ascii="MS Gothic" w:hAnsi="MS Gothic" w:cs="MS Gothic" w:eastAsia="MS Gothic"/>
                   <w:color w:val="000000"/>
-                  <w:sz w:val="20"/>
-                  <w:szCs w:val="20"/>
+                  <w:sz w:val="18"/>
+                  <w:szCs w:val="18"/>
                 </w:rPr>
                 <w:alias w:val="auditiva_var_cognitive_skills"/>
                 <w:tag w:val="auditiva_var_cognitive_skills"/>
@@ -5704,8 +5704,8 @@
                   <w:rPr>
                     <w:rFonts w:ascii="MS Gothic" w:hAnsi="MS Gothic" w:cs="MS Gothic" w:eastAsia="MS Gothic"/>
                     <w:color w:val="000000"/>
-                    <w:sz w:val="20"/>
-                    <w:szCs w:val="20"/>
+                    <w:sz w:val="18"/>
+                    <w:szCs w:val="18"/>
                   </w:rPr>
                   <w:t>☐</w:t>
                 </w:r>
@@ -5751,8 +5751,8 @@
                 <w:rPr>
                   <w:rFonts w:ascii="MS Gothic" w:hAnsi="MS Gothic" w:cs="MS Gothic" w:eastAsia="MS Gothic"/>
                   <w:color w:val="000000"/>
-                  <w:sz w:val="20"/>
-                  <w:szCs w:val="20"/>
+                  <w:sz w:val="18"/>
+                  <w:szCs w:val="18"/>
                 </w:rPr>
                 <w:alias w:val="auditiva_var_pragmatic_skills"/>
                 <w:tag w:val="auditiva_var_pragmatic_skills"/>
@@ -5769,8 +5769,8 @@
                   <w:rPr>
                     <w:rFonts w:ascii="MS Gothic" w:hAnsi="MS Gothic" w:cs="MS Gothic" w:eastAsia="MS Gothic"/>
                     <w:color w:val="000000"/>
-                    <w:sz w:val="20"/>
-                    <w:szCs w:val="20"/>
+                    <w:sz w:val="18"/>
+                    <w:szCs w:val="18"/>
                   </w:rPr>
                   <w:t>☐</w:t>
                 </w:r>
@@ -5848,8 +5848,8 @@
                 <w:rPr>
                   <w:rFonts w:ascii="MS Gothic" w:hAnsi="MS Gothic" w:cs="MS Gothic" w:eastAsia="MS Gothic"/>
                   <w:color w:val="000000"/>
-                  <w:sz w:val="20"/>
-                  <w:szCs w:val="20"/>
+                  <w:sz w:val="18"/>
+                  <w:szCs w:val="18"/>
                 </w:rPr>
                 <w:alias w:val="auditiva_var_perceptual_visual"/>
                 <w:tag w:val="auditiva_var_perceptual_visual"/>
@@ -5866,8 +5866,8 @@
                   <w:rPr>
                     <w:rFonts w:ascii="MS Gothic" w:hAnsi="MS Gothic" w:cs="MS Gothic" w:eastAsia="MS Gothic"/>
                     <w:color w:val="000000"/>
-                    <w:sz w:val="20"/>
-                    <w:szCs w:val="20"/>
+                    <w:sz w:val="18"/>
+                    <w:szCs w:val="18"/>
                   </w:rPr>
                   <w:t>☐</w:t>
                 </w:r>
@@ -5905,8 +5905,8 @@
                 <w:rPr>
                   <w:rFonts w:ascii="MS Gothic" w:hAnsi="MS Gothic" w:cs="MS Gothic" w:eastAsia="MS Gothic"/>
                   <w:color w:val="000000"/>
-                  <w:sz w:val="20"/>
-                  <w:szCs w:val="20"/>
+                  <w:sz w:val="18"/>
+                  <w:szCs w:val="18"/>
                 </w:rPr>
                 <w:alias w:val="auditiva_var_learning_style"/>
                 <w:tag w:val="auditiva_var_learning_style"/>
@@ -5923,8 +5923,8 @@
                   <w:rPr>
                     <w:rFonts w:ascii="MS Gothic" w:hAnsi="MS Gothic" w:cs="MS Gothic" w:eastAsia="MS Gothic"/>
                     <w:color w:val="000000"/>
-                    <w:sz w:val="20"/>
-                    <w:szCs w:val="20"/>
+                    <w:sz w:val="18"/>
+                    <w:szCs w:val="18"/>
                   </w:rPr>
                   <w:t>☐</w:t>
                 </w:r>
@@ -5970,8 +5970,8 @@
                 <w:rPr>
                   <w:rFonts w:ascii="MS Gothic" w:hAnsi="MS Gothic" w:cs="MS Gothic" w:eastAsia="MS Gothic"/>
                   <w:color w:val="000000"/>
-                  <w:sz w:val="20"/>
-                  <w:szCs w:val="20"/>
+                  <w:sz w:val="18"/>
+                  <w:szCs w:val="18"/>
                 </w:rPr>
                 <w:alias w:val="auditiva_var_reading_level"/>
                 <w:tag w:val="auditiva_var_reading_level"/>
@@ -5988,8 +5988,8 @@
                   <w:rPr>
                     <w:rFonts w:ascii="MS Gothic" w:hAnsi="MS Gothic" w:cs="MS Gothic" w:eastAsia="MS Gothic"/>
                     <w:color w:val="000000"/>
-                    <w:sz w:val="20"/>
-                    <w:szCs w:val="20"/>
+                    <w:sz w:val="18"/>
+                    <w:szCs w:val="18"/>
                   </w:rPr>
                   <w:t>☐</w:t>
                 </w:r>
@@ -6144,8 +6144,8 @@
                   <w:rFonts w:ascii="Arial" w:hAnsi="Arial" w:cs="Arial"/>
                   <w:bCs/>
                   <w:color w:val="000000"/>
-                  <w:sz w:val="20"/>
-                  <w:szCs w:val="20"/>
+                  <w:sz w:val="18"/>
+                  <w:szCs w:val="18"/>
                 </w:rPr>
                 <w:alias w:val="auditiva_general_progress_summary"/>
                 <w:tag w:val="auditiva_general_progress_summary"/>
@@ -6161,8 +6161,8 @@
                   <w:rPr>
                     <w:rFonts w:ascii="Arial" w:hAnsi="Arial" w:cs="Arial"/>
                     <w:color w:val="000000"/>
-                    <w:sz w:val="20"/>
-                    <w:szCs w:val="20"/>
+                    <w:sz w:val="18"/>
+                    <w:szCs w:val="18"/>
                     <w:lang w:val="es-CL" w:eastAsia="es-CL"/>
                   </w:rPr>
                   <w:t>Escriba aquí</w:t>
@@ -6384,8 +6384,8 @@
                 <w:rPr>
                   <w:rFonts w:ascii="MS Gothic" w:hAnsi="MS Gothic" w:cs="MS Gothic" w:eastAsia="MS Gothic"/>
                   <w:color w:val="000000"/>
-                  <w:sz w:val="20"/>
-                  <w:szCs w:val="20"/>
+                  <w:sz w:val="18"/>
+                  <w:szCs w:val="18"/>
                 </w:rPr>
                 <w:alias w:val="evidence_school_context_observation"/>
                 <w:tag w:val="evidence_school_context_observation"/>
@@ -6402,8 +6402,8 @@
                   <w:rPr>
                     <w:rFonts w:ascii="MS Gothic" w:hAnsi="MS Gothic" w:cs="MS Gothic" w:eastAsia="MS Gothic"/>
                     <w:color w:val="000000"/>
-                    <w:sz w:val="20"/>
-                    <w:szCs w:val="20"/>
+                    <w:sz w:val="18"/>
+                    <w:szCs w:val="18"/>
                   </w:rPr>
                   <w:t>☐</w:t>
                 </w:r>
@@ -6440,8 +6440,8 @@
                   <w:rFonts w:ascii="MS Gothic" w:hAnsi="MS Gothic" w:cs="MS Gothic" w:eastAsia="MS Gothic"/>
                   <w:b/>
                   <w:color w:val="000000"/>
-                  <w:sz w:val="20"/>
-                  <w:szCs w:val="20"/>
+                  <w:sz w:val="18"/>
+                  <w:szCs w:val="18"/>
                 </w:rPr>
                 <w:alias w:val="evidence_observation_guideline"/>
                 <w:tag w:val="evidence_observation_guideline"/>
@@ -6459,8 +6459,8 @@
                     <w:rFonts w:ascii="MS Gothic" w:hAnsi="MS Gothic" w:cs="MS Gothic" w:eastAsia="MS Gothic"/>
                     <w:b/>
                     <w:color w:val="000000"/>
-                    <w:sz w:val="20"/>
-                    <w:szCs w:val="20"/>
+                    <w:sz w:val="18"/>
+                    <w:szCs w:val="18"/>
                   </w:rPr>
                   <w:t>☐</w:t>
                 </w:r>
@@ -6505,8 +6505,8 @@
                 <w:rPr>
                   <w:rFonts w:ascii="MS Gothic" w:hAnsi="MS Gothic" w:cs="MS Gothic" w:eastAsia="MS Gothic"/>
                   <w:color w:val="000000"/>
-                  <w:sz w:val="20"/>
-                  <w:szCs w:val="20"/>
+                  <w:sz w:val="18"/>
+                  <w:szCs w:val="18"/>
                 </w:rPr>
                 <w:alias w:val="evidence_checklist"/>
                 <w:tag w:val="evidence_checklist"/>
@@ -6523,8 +6523,8 @@
                   <w:rPr>
                     <w:rFonts w:ascii="MS Gothic" w:hAnsi="MS Gothic" w:cs="MS Gothic" w:eastAsia="MS Gothic"/>
                     <w:color w:val="000000"/>
-                    <w:sz w:val="20"/>
-                    <w:szCs w:val="20"/>
+                    <w:sz w:val="18"/>
+                    <w:szCs w:val="18"/>
                   </w:rPr>
                   <w:t>☐</w:t>
                 </w:r>
@@ -6562,8 +6562,8 @@
                   <w:rFonts w:ascii="MS Gothic" w:hAnsi="MS Gothic" w:cs="MS Gothic" w:eastAsia="MS Gothic"/>
                   <w:b/>
                   <w:color w:val="000000"/>
-                  <w:sz w:val="20"/>
-                  <w:szCs w:val="20"/>
+                  <w:sz w:val="18"/>
+                  <w:szCs w:val="18"/>
                 </w:rPr>
                 <w:alias w:val="evidence_general_other"/>
                 <w:tag w:val="evidence_general_other"/>
@@ -6581,8 +6581,8 @@
                     <w:rFonts w:ascii="MS Gothic" w:hAnsi="MS Gothic" w:cs="MS Gothic" w:eastAsia="MS Gothic"/>
                     <w:b/>
                     <w:color w:val="000000"/>
-                    <w:sz w:val="20"/>
-                    <w:szCs w:val="20"/>
+                    <w:sz w:val="18"/>
+                    <w:szCs w:val="18"/>
                   </w:rPr>
                   <w:t>☐</w:t>
                 </w:r>
@@ -6601,8 +6601,8 @@
                 <w:rPr>
                   <w:rFonts w:ascii="Arial" w:hAnsi="Arial" w:cs="Arial"/>
                   <w:color w:val="000000"/>
-                  <w:sz w:val="20"/>
-                  <w:szCs w:val="20"/>
+                  <w:sz w:val="18"/>
+                  <w:szCs w:val="18"/>
                 </w:rPr>
                 <w:alias w:val="evidence_general_other_detail"/>
                 <w:tag w:val="evidence_general_other_detail"/>
@@ -6618,8 +6618,8 @@
                   <w:rPr>
                     <w:rFonts w:ascii="Arial" w:hAnsi="Arial" w:cs="Arial"/>
                     <w:color w:val="000000"/>
-                    <w:sz w:val="20"/>
-                    <w:szCs w:val="20"/>
+                    <w:sz w:val="18"/>
+                    <w:szCs w:val="18"/>
                     <w:lang w:val="es-CL" w:eastAsia="es-CL"/>
                   </w:rPr>
                   <w:t>Escriba aquí</w:t>
@@ -6686,8 +6686,8 @@
                 <w:rPr>
                   <w:rFonts w:ascii="MS Gothic" w:hAnsi="MS Gothic" w:cs="MS Gothic" w:eastAsia="MS Gothic"/>
                   <w:color w:val="000000"/>
-                  <w:sz w:val="20"/>
-                  <w:szCs w:val="20"/>
+                  <w:sz w:val="18"/>
+                  <w:szCs w:val="18"/>
                 </w:rPr>
                 <w:alias w:val="evidence_report_school"/>
                 <w:tag w:val="evidence_report_school"/>
@@ -6704,8 +6704,8 @@
                   <w:rPr>
                     <w:rFonts w:ascii="MS Gothic" w:hAnsi="MS Gothic" w:cs="MS Gothic" w:eastAsia="MS Gothic"/>
                     <w:color w:val="000000"/>
-                    <w:sz w:val="20"/>
-                    <w:szCs w:val="20"/>
+                    <w:sz w:val="18"/>
+                    <w:szCs w:val="18"/>
                   </w:rPr>
                   <w:t>☐</w:t>
                 </w:r>
@@ -6724,8 +6724,8 @@
                 <w:rPr>
                   <w:rFonts w:ascii="MS Gothic" w:hAnsi="MS Gothic" w:cs="MS Gothic" w:eastAsia="MS Gothic"/>
                   <w:color w:val="000000"/>
-                  <w:sz w:val="20"/>
-                  <w:szCs w:val="20"/>
+                  <w:sz w:val="18"/>
+                  <w:szCs w:val="18"/>
                 </w:rPr>
                 <w:alias w:val="evidence_report_social"/>
                 <w:tag w:val="evidence_report_social"/>
@@ -6742,8 +6742,8 @@
                   <w:rPr>
                     <w:rFonts w:ascii="MS Gothic" w:hAnsi="MS Gothic" w:cs="MS Gothic" w:eastAsia="MS Gothic"/>
                     <w:color w:val="000000"/>
-                    <w:sz w:val="20"/>
-                    <w:szCs w:val="20"/>
+                    <w:sz w:val="18"/>
+                    <w:szCs w:val="18"/>
                   </w:rPr>
                   <w:t>☐</w:t>
                 </w:r>
@@ -6762,8 +6762,8 @@
                 <w:rPr>
                   <w:rFonts w:ascii="MS Gothic" w:hAnsi="MS Gothic" w:cs="MS Gothic" w:eastAsia="MS Gothic"/>
                   <w:color w:val="000000"/>
-                  <w:sz w:val="20"/>
-                  <w:szCs w:val="20"/>
+                  <w:sz w:val="18"/>
+                  <w:szCs w:val="18"/>
                 </w:rPr>
                 <w:alias w:val="evidence_neurological"/>
                 <w:tag w:val="evidence_neurological"/>
@@ -6780,8 +6780,8 @@
                   <w:rPr>
                     <w:rFonts w:ascii="MS Gothic" w:hAnsi="MS Gothic" w:cs="MS Gothic" w:eastAsia="MS Gothic"/>
                     <w:color w:val="000000"/>
-                    <w:sz w:val="20"/>
-                    <w:szCs w:val="20"/>
+                    <w:sz w:val="18"/>
+                    <w:szCs w:val="18"/>
                   </w:rPr>
                   <w:t>☐</w:t>
                 </w:r>
@@ -6800,8 +6800,8 @@
                 <w:rPr>
                   <w:rFonts w:ascii="MS Gothic" w:hAnsi="MS Gothic" w:cs="MS Gothic" w:eastAsia="MS Gothic"/>
                   <w:color w:val="000000"/>
-                  <w:sz w:val="20"/>
-                  <w:szCs w:val="20"/>
+                  <w:sz w:val="18"/>
+                  <w:szCs w:val="18"/>
                 </w:rPr>
                 <w:alias w:val="evidence_report_psychological"/>
                 <w:tag w:val="evidence_report_psychological"/>
@@ -6818,8 +6818,8 @@
                   <w:rPr>
                     <w:rFonts w:ascii="MS Gothic" w:hAnsi="MS Gothic" w:cs="MS Gothic" w:eastAsia="MS Gothic"/>
                     <w:color w:val="000000"/>
-                    <w:sz w:val="20"/>
-                    <w:szCs w:val="20"/>
+                    <w:sz w:val="18"/>
+                    <w:szCs w:val="18"/>
                   </w:rPr>
                   <w:t>☐</w:t>
                 </w:r>
@@ -6838,8 +6838,8 @@
                 <w:rPr>
                   <w:rFonts w:ascii="MS Gothic" w:hAnsi="MS Gothic" w:cs="MS Gothic" w:eastAsia="MS Gothic"/>
                   <w:color w:val="000000"/>
-                  <w:sz w:val="20"/>
-                  <w:szCs w:val="20"/>
+                  <w:sz w:val="18"/>
+                  <w:szCs w:val="18"/>
                 </w:rPr>
                 <w:alias w:val="evidence_report_fonoaudiological"/>
                 <w:tag w:val="evidence_report_fonoaudiological"/>
@@ -6856,8 +6856,8 @@
                   <w:rPr>
                     <w:rFonts w:ascii="MS Gothic" w:hAnsi="MS Gothic" w:cs="MS Gothic" w:eastAsia="MS Gothic"/>
                     <w:color w:val="000000"/>
-                    <w:sz w:val="20"/>
-                    <w:szCs w:val="20"/>
+                    <w:sz w:val="18"/>
+                    <w:szCs w:val="18"/>
                   </w:rPr>
                   <w:t>☐</w:t>
                 </w:r>
@@ -6876,8 +6876,8 @@
                 <w:rPr>
                   <w:rFonts w:ascii="MS Gothic" w:hAnsi="MS Gothic" w:cs="MS Gothic" w:eastAsia="MS Gothic"/>
                   <w:color w:val="000000"/>
-                  <w:sz w:val="20"/>
-                  <w:szCs w:val="20"/>
+                  <w:sz w:val="18"/>
+                  <w:szCs w:val="18"/>
                 </w:rPr>
                 <w:alias w:val="evidence_report_pedagogical"/>
                 <w:tag w:val="evidence_report_pedagogical"/>
@@ -6894,8 +6894,8 @@
                   <w:rPr>
                     <w:rFonts w:ascii="MS Gothic" w:hAnsi="MS Gothic" w:cs="MS Gothic" w:eastAsia="MS Gothic"/>
                     <w:color w:val="000000"/>
-                    <w:sz w:val="20"/>
-                    <w:szCs w:val="20"/>
+                    <w:sz w:val="18"/>
+                    <w:szCs w:val="18"/>
                   </w:rPr>
                   <w:t>☐</w:t>
                 </w:r>
@@ -6923,8 +6923,8 @@
                 <w:rPr>
                   <w:rFonts w:ascii="MS Gothic" w:hAnsi="MS Gothic" w:cs="MS Gothic" w:eastAsia="MS Gothic"/>
                   <w:color w:val="000000"/>
-                  <w:sz w:val="20"/>
-                  <w:szCs w:val="20"/>
+                  <w:sz w:val="18"/>
+                  <w:szCs w:val="18"/>
                 </w:rPr>
                 <w:alias w:val="evidence_report_psychopedagogical"/>
                 <w:tag w:val="evidence_report_psychopedagogical"/>
@@ -6941,8 +6941,8 @@
                   <w:rPr>
                     <w:rFonts w:ascii="MS Gothic" w:hAnsi="MS Gothic" w:cs="MS Gothic" w:eastAsia="MS Gothic"/>
                     <w:color w:val="000000"/>
-                    <w:sz w:val="20"/>
-                    <w:szCs w:val="20"/>
+                    <w:sz w:val="18"/>
+                    <w:szCs w:val="18"/>
                   </w:rPr>
                   <w:t>☐</w:t>
                 </w:r>
@@ -6981,8 +6981,8 @@
                 <w:rPr>
                   <w:rFonts w:ascii="MS Gothic" w:hAnsi="MS Gothic" w:cs="MS Gothic" w:eastAsia="MS Gothic"/>
                   <w:color w:val="000000"/>
-                  <w:sz w:val="20"/>
-                  <w:szCs w:val="20"/>
+                  <w:sz w:val="18"/>
+                  <w:szCs w:val="18"/>
                 </w:rPr>
                 <w:alias w:val="evidence_health_assessment"/>
                 <w:tag w:val="evidence_health_assessment"/>
@@ -6999,8 +6999,8 @@
                   <w:rPr>
                     <w:rFonts w:ascii="MS Gothic" w:hAnsi="MS Gothic" w:cs="MS Gothic" w:eastAsia="MS Gothic"/>
                     <w:color w:val="000000"/>
-                    <w:sz w:val="20"/>
-                    <w:szCs w:val="20"/>
+                    <w:sz w:val="18"/>
+                    <w:szCs w:val="18"/>
                   </w:rPr>
                   <w:t>☐</w:t>
                 </w:r>
@@ -7029,8 +7029,8 @@
                   <w:rFonts w:ascii="MS Gothic" w:hAnsi="MS Gothic" w:cs="MS Gothic" w:eastAsia="MS Gothic"/>
                   <w:b/>
                   <w:color w:val="000000"/>
-                  <w:sz w:val="20"/>
-                  <w:szCs w:val="20"/>
+                  <w:sz w:val="18"/>
+                  <w:szCs w:val="18"/>
                 </w:rPr>
                 <w:alias w:val="evidence_specialized_health_exam"/>
                 <w:tag w:val="evidence_specialized_health_exam"/>
@@ -7048,8 +7048,8 @@
                     <w:rFonts w:ascii="MS Gothic" w:hAnsi="MS Gothic" w:cs="MS Gothic" w:eastAsia="MS Gothic"/>
                     <w:b/>
                     <w:color w:val="000000"/>
-                    <w:sz w:val="20"/>
-                    <w:szCs w:val="20"/>
+                    <w:sz w:val="18"/>
+                    <w:szCs w:val="18"/>
                   </w:rPr>
                   <w:t>☐</w:t>
                 </w:r>
@@ -7077,8 +7077,8 @@
                 <w:rPr>
                   <w:rFonts w:ascii="Arial" w:hAnsi="Arial" w:cs="Arial"/>
                   <w:color w:val="000000"/>
-                  <w:sz w:val="20"/>
-                  <w:szCs w:val="20"/>
+                  <w:sz w:val="18"/>
+                  <w:szCs w:val="18"/>
                 </w:rPr>
                 <w:alias w:val="evidence_specialized_health_detail"/>
                 <w:tag w:val="evidence_specialized_health_detail"/>
@@ -7094,8 +7094,8 @@
                   <w:rPr>
                     <w:rFonts w:ascii="Arial" w:hAnsi="Arial" w:cs="Arial"/>
                     <w:color w:val="000000"/>
-                    <w:sz w:val="20"/>
-                    <w:szCs w:val="20"/>
+                    <w:sz w:val="18"/>
+                    <w:szCs w:val="18"/>
                     <w:lang w:val="es-CL" w:eastAsia="es-CL"/>
                   </w:rPr>
                   <w:t>Escriba aquí</w:t>
@@ -7154,8 +7154,8 @@
                   <w:rFonts w:ascii="MS Gothic" w:hAnsi="MS Gothic" w:cs="MS Gothic" w:eastAsia="MS Gothic"/>
                   <w:b/>
                   <w:color w:val="000000"/>
-                  <w:sz w:val="20"/>
-                  <w:szCs w:val="20"/>
+                  <w:sz w:val="18"/>
+                  <w:szCs w:val="18"/>
                 </w:rPr>
                 <w:alias w:val="evidence_other"/>
                 <w:tag w:val="evidence_other"/>
@@ -7173,8 +7173,8 @@
                     <w:rFonts w:ascii="MS Gothic" w:hAnsi="MS Gothic" w:cs="MS Gothic" w:eastAsia="MS Gothic"/>
                     <w:b/>
                     <w:color w:val="000000"/>
-                    <w:sz w:val="20"/>
-                    <w:szCs w:val="20"/>
+                    <w:sz w:val="18"/>
+                    <w:szCs w:val="18"/>
                   </w:rPr>
                   <w:t>☐</w:t>
                 </w:r>
@@ -7213,8 +7213,8 @@
                   <w:rFonts w:ascii="Arial" w:hAnsi="Arial" w:cs="Arial"/>
                   <w:b/>
                   <w:color w:val="000000"/>
-                  <w:sz w:val="20"/>
-                  <w:szCs w:val="20"/>
+                  <w:sz w:val="18"/>
+                  <w:szCs w:val="18"/>
                 </w:rPr>
                 <w:alias w:val="evidence_other_detail"/>
                 <w:tag w:val="evidence_other_detail"/>
@@ -7230,8 +7230,8 @@
                   <w:rPr>
                     <w:rFonts w:ascii="Arial" w:hAnsi="Arial" w:cs="Arial"/>
                     <w:color w:val="000000"/>
-                    <w:sz w:val="20"/>
-                    <w:szCs w:val="20"/>
+                    <w:sz w:val="18"/>
+                    <w:szCs w:val="18"/>
                     <w:lang w:val="es-CL" w:eastAsia="es-CL"/>
                   </w:rPr>
                   <w:t>Escriba aquí</w:t>
@@ -7276,8 +7276,8 @@
                 <w:rFonts w:ascii="Arial" w:hAnsi="Arial" w:cs="Arial"/>
                 <w:b/>
                 <w:color w:val="000000"/>
-                <w:sz w:val="20"/>
-                <w:szCs w:val="20"/>
+                <w:sz w:val="18"/>
+                <w:szCs w:val="18"/>
                 <w:highlight w:val="yellow"/>
               </w:rPr>
               <w:alias w:val="evidence_documents_count"/>
@@ -7296,8 +7296,8 @@
                     <w:rFonts w:ascii="Arial" w:hAnsi="Arial" w:cs="Arial"/>
                     <w:b/>
                     <w:color w:val="000000"/>
-                    <w:sz w:val="20"/>
-                    <w:szCs w:val="20"/>
+                    <w:sz w:val="18"/>
+                    <w:szCs w:val="18"/>
                     <w:highlight w:val="yellow"/>
                   </w:rPr>
                 </w:pPr>
@@ -7305,8 +7305,8 @@
                   <w:rPr>
                     <w:rFonts w:ascii="Arial" w:hAnsi="Arial" w:cs="Arial"/>
                     <w:color w:val="000000"/>
-                    <w:sz w:val="20"/>
-                    <w:szCs w:val="20"/>
+                    <w:sz w:val="18"/>
+                    <w:szCs w:val="18"/>
                     <w:lang w:val="es-CL" w:eastAsia="es-CL"/>
                   </w:rPr>
                   <w:t>Escriba aquí</w:t>
@@ -7482,8 +7482,8 @@
                   <w:rFonts w:ascii="Arial" w:hAnsi="Arial" w:cs="Arial"/>
                   <w:b/>
                   <w:color w:val="000000"/>
-                  <w:sz w:val="20"/>
-                  <w:szCs w:val="20"/>
+                  <w:sz w:val="18"/>
+                  <w:szCs w:val="18"/>
                 </w:rPr>
                 <w:alias w:val="identification_number"/>
                 <w:tag w:val="identification_number"/>
@@ -7499,8 +7499,8 @@
                   <w:rPr>
                     <w:rFonts w:ascii="Arial" w:hAnsi="Arial" w:cs="Arial"/>
                     <w:color w:val="000000"/>
-                    <w:sz w:val="20"/>
-                    <w:szCs w:val="20"/>
+                    <w:sz w:val="18"/>
+                    <w:szCs w:val="18"/>
                     <w:lang w:val="es-CL" w:eastAsia="es-CL"/>
                   </w:rPr>
                   <w:t>Escriba aquí</w:t>
@@ -7729,8 +7729,8 @@
               <w:rPr>
                 <w:rFonts w:ascii="Arial" w:hAnsi="Arial" w:cs="Arial"/>
                 <w:color w:val="000000"/>
-                <w:sz w:val="20"/>
-                <w:szCs w:val="20"/>
+                <w:sz w:val="18"/>
+                <w:szCs w:val="18"/>
               </w:rPr>
               <w:alias w:val="auditiva_school_learning_achieved"/>
               <w:tag w:val="auditiva_school_learning_achieved"/>
@@ -7749,16 +7749,16 @@
                   <w:rPr>
                     <w:rFonts w:ascii="Arial" w:hAnsi="Arial" w:cs="Arial"/>
                     <w:color w:val="000000"/>
-                    <w:sz w:val="20"/>
-                    <w:szCs w:val="20"/>
+                    <w:sz w:val="18"/>
+                    <w:szCs w:val="18"/>
                   </w:rPr>
                 </w:pPr>
                 <w:r>
                   <w:rPr>
                     <w:rFonts w:ascii="Arial" w:hAnsi="Arial" w:cs="Arial"/>
                     <w:color w:val="000000"/>
-                    <w:sz w:val="20"/>
-                    <w:szCs w:val="20"/>
+                    <w:sz w:val="18"/>
+                    <w:szCs w:val="18"/>
                     <w:lang w:val="es-CL" w:eastAsia="es-CL"/>
                   </w:rPr>
                   <w:t>Escriba aquí</w:t>
@@ -7878,8 +7878,8 @@
               <w:rPr>
                 <w:rFonts w:ascii="Arial" w:hAnsi="Arial" w:cs="Arial"/>
                 <w:color w:val="000000"/>
-                <w:sz w:val="20"/>
-                <w:szCs w:val="20"/>
+                <w:sz w:val="18"/>
+                <w:szCs w:val="18"/>
               </w:rPr>
               <w:alias w:val="auditiva_school_learning_unachieved"/>
               <w:tag w:val="auditiva_school_learning_unachieved"/>
@@ -7897,16 +7897,16 @@
                   <w:rPr>
                     <w:rFonts w:ascii="Arial" w:hAnsi="Arial" w:cs="Arial"/>
                     <w:color w:val="000000"/>
-                    <w:sz w:val="20"/>
-                    <w:szCs w:val="20"/>
+                    <w:sz w:val="18"/>
+                    <w:szCs w:val="18"/>
                   </w:rPr>
                 </w:pPr>
                 <w:r>
                   <w:rPr>
                     <w:rFonts w:ascii="Arial" w:hAnsi="Arial" w:cs="Arial"/>
                     <w:color w:val="000000"/>
-                    <w:sz w:val="20"/>
-                    <w:szCs w:val="20"/>
+                    <w:sz w:val="18"/>
+                    <w:szCs w:val="18"/>
                     <w:lang w:val="es-CL" w:eastAsia="es-CL"/>
                   </w:rPr>
                   <w:t>Escriba aquí</w:t>
@@ -8062,8 +8062,8 @@
               <w:rPr>
                 <w:rFonts w:ascii="Arial" w:hAnsi="Arial" w:cs="Arial"/>
                 <w:color w:val="000000"/>
-                <w:sz w:val="20"/>
-                <w:szCs w:val="20"/>
+                <w:sz w:val="18"/>
+                <w:szCs w:val="18"/>
               </w:rPr>
               <w:alias w:val="auditiva_school_context_achievements"/>
               <w:tag w:val="auditiva_school_context_achievements"/>
@@ -8081,16 +8081,16 @@
                   <w:rPr>
                     <w:rFonts w:ascii="Arial" w:hAnsi="Arial" w:cs="Arial"/>
                     <w:color w:val="000000"/>
-                    <w:sz w:val="20"/>
-                    <w:szCs w:val="20"/>
+                    <w:sz w:val="18"/>
+                    <w:szCs w:val="18"/>
                   </w:rPr>
                 </w:pPr>
                 <w:r>
                   <w:rPr>
                     <w:rFonts w:ascii="Arial" w:hAnsi="Arial" w:cs="Arial"/>
                     <w:color w:val="000000"/>
-                    <w:sz w:val="20"/>
-                    <w:szCs w:val="20"/>
+                    <w:sz w:val="18"/>
+                    <w:szCs w:val="18"/>
                     <w:lang w:val="es-CL" w:eastAsia="es-CL"/>
                   </w:rPr>
                   <w:t>Escriba aquí</w:t>
@@ -8234,8 +8234,8 @@
               <w:rPr>
                 <w:rFonts w:ascii="Arial" w:hAnsi="Arial" w:cs="Arial"/>
                 <w:color w:val="000000"/>
-                <w:sz w:val="20"/>
-                <w:szCs w:val="20"/>
+                <w:sz w:val="18"/>
+                <w:szCs w:val="18"/>
               </w:rPr>
               <w:alias w:val="auditiva_school_barrier_reduction"/>
               <w:tag w:val="auditiva_school_barrier_reduction"/>
@@ -8253,16 +8253,16 @@
                   <w:rPr>
                     <w:rFonts w:ascii="Arial" w:hAnsi="Arial" w:cs="Arial"/>
                     <w:color w:val="000000"/>
-                    <w:sz w:val="20"/>
-                    <w:szCs w:val="20"/>
+                    <w:sz w:val="18"/>
+                    <w:szCs w:val="18"/>
                   </w:rPr>
                 </w:pPr>
                 <w:r>
                   <w:rPr>
                     <w:rFonts w:ascii="Arial" w:hAnsi="Arial" w:cs="Arial"/>
                     <w:color w:val="000000"/>
-                    <w:sz w:val="20"/>
-                    <w:szCs w:val="20"/>
+                    <w:sz w:val="18"/>
+                    <w:szCs w:val="18"/>
                     <w:lang w:val="es-CL" w:eastAsia="es-CL"/>
                   </w:rPr>
                   <w:t>Escriba aquí</w:t>
@@ -8466,8 +8466,8 @@
             <w:rPr>
               <w:rFonts w:ascii="Arial" w:hAnsi="Arial" w:cs="Arial"/>
               <w:color w:val="000000"/>
-              <w:sz w:val="20"/>
-              <w:szCs w:val="20"/>
+              <w:sz w:val="18"/>
+              <w:szCs w:val="18"/>
             </w:rPr>
             <w:alias w:val="specialized_family_participation"/>
             <w:tag w:val="specialized_family_participation"/>
@@ -8493,16 +8493,16 @@
                   <w:rPr>
                     <w:rFonts w:ascii="Arial" w:hAnsi="Arial" w:cs="Arial"/>
                     <w:color w:val="000000"/>
-                    <w:sz w:val="20"/>
-                    <w:szCs w:val="20"/>
+                    <w:sz w:val="18"/>
+                    <w:szCs w:val="18"/>
                   </w:rPr>
                 </w:pPr>
                 <w:r>
                   <w:rPr>
                     <w:rFonts w:ascii="Arial" w:hAnsi="Arial" w:cs="Arial"/>
                     <w:color w:val="000000"/>
-                    <w:sz w:val="20"/>
-                    <w:szCs w:val="20"/>
+                    <w:sz w:val="18"/>
+                    <w:szCs w:val="18"/>
                     <w:lang w:val="es-CL" w:eastAsia="es-CL"/>
                   </w:rPr>
                   <w:t>Escriba aquí</w:t>
@@ -8516,8 +8516,8 @@
             <w:rPr>
               <w:rFonts w:ascii="Arial" w:hAnsi="Arial" w:cs="Arial"/>
               <w:color w:val="000000"/>
-              <w:sz w:val="20"/>
-              <w:szCs w:val="20"/>
+              <w:sz w:val="18"/>
+              <w:szCs w:val="18"/>
             </w:rPr>
             <w:alias w:val="specialized_next_period_emphasis"/>
             <w:tag w:val="specialized_next_period_emphasis"/>
@@ -8542,16 +8542,16 @@
                   <w:rPr>
                     <w:rFonts w:ascii="Arial" w:hAnsi="Arial" w:cs="Arial"/>
                     <w:color w:val="000000"/>
-                    <w:sz w:val="20"/>
-                    <w:szCs w:val="20"/>
+                    <w:sz w:val="18"/>
+                    <w:szCs w:val="18"/>
                   </w:rPr>
                 </w:pPr>
                 <w:r>
                   <w:rPr>
                     <w:rFonts w:ascii="Arial" w:hAnsi="Arial" w:cs="Arial"/>
                     <w:color w:val="000000"/>
-                    <w:sz w:val="20"/>
-                    <w:szCs w:val="20"/>
+                    <w:sz w:val="18"/>
+                    <w:szCs w:val="18"/>
                     <w:lang w:val="es-CL" w:eastAsia="es-CL"/>
                   </w:rPr>
                   <w:t>Escriba aquí</w:t>
@@ -8719,8 +8719,8 @@
               <w:rPr>
                 <w:rFonts w:ascii="Arial" w:hAnsi="Arial" w:cs="Arial"/>
                 <w:color w:val="000000"/>
-                <w:sz w:val="20"/>
-                <w:szCs w:val="20"/>
+                <w:sz w:val="18"/>
+                <w:szCs w:val="18"/>
               </w:rPr>
               <w:alias w:val="auditiva_specific_audition"/>
               <w:tag w:val="auditiva_specific_audition"/>
@@ -8738,16 +8738,16 @@
                   <w:rPr>
                     <w:rFonts w:ascii="Arial" w:hAnsi="Arial" w:cs="Arial"/>
                     <w:color w:val="000000"/>
-                    <w:sz w:val="20"/>
-                    <w:szCs w:val="20"/>
+                    <w:sz w:val="18"/>
+                    <w:szCs w:val="18"/>
                   </w:rPr>
                 </w:pPr>
                 <w:r>
                   <w:rPr>
                     <w:rFonts w:ascii="Arial" w:hAnsi="Arial" w:cs="Arial"/>
                     <w:color w:val="000000"/>
-                    <w:sz w:val="20"/>
-                    <w:szCs w:val="20"/>
+                    <w:sz w:val="18"/>
+                    <w:szCs w:val="18"/>
                     <w:lang w:val="es-CL" w:eastAsia="es-CL"/>
                   </w:rPr>
                   <w:t>Escriba aquí</w:t>
@@ -8864,8 +8864,8 @@
                 <w:rPr>
                   <w:rFonts w:ascii="Arial" w:hAnsi="Arial" w:cs="Arial"/>
                   <w:color w:val="000000"/>
-                  <w:sz w:val="20"/>
-                  <w:szCs w:val="20"/>
+                  <w:sz w:val="18"/>
+                  <w:szCs w:val="18"/>
                 </w:rPr>
                 <w:alias w:val="auditiva_specific_expression"/>
                 <w:tag w:val="auditiva_specific_expression"/>
@@ -8881,8 +8881,8 @@
                   <w:rPr>
                     <w:rFonts w:ascii="Arial" w:hAnsi="Arial" w:cs="Arial"/>
                     <w:color w:val="000000"/>
-                    <w:sz w:val="20"/>
-                    <w:szCs w:val="20"/>
+                    <w:sz w:val="18"/>
+                    <w:szCs w:val="18"/>
                     <w:lang w:val="es-CL" w:eastAsia="es-CL"/>
                   </w:rPr>
                   <w:t>Escriba aquí</w:t>
@@ -8983,8 +8983,8 @@
               <w:rPr>
                 <w:rFonts w:ascii="Arial" w:hAnsi="Arial" w:cs="Arial"/>
                 <w:color w:val="000000"/>
-                <w:sz w:val="20"/>
-                <w:szCs w:val="20"/>
+                <w:sz w:val="18"/>
+                <w:szCs w:val="18"/>
               </w:rPr>
               <w:alias w:val="auditiva_specific_comprehension"/>
               <w:tag w:val="auditiva_specific_comprehension"/>
@@ -9002,16 +9002,16 @@
                   <w:rPr>
                     <w:rFonts w:ascii="Arial" w:hAnsi="Arial" w:cs="Arial"/>
                     <w:color w:val="000000"/>
-                    <w:sz w:val="20"/>
-                    <w:szCs w:val="20"/>
+                    <w:sz w:val="18"/>
+                    <w:szCs w:val="18"/>
                   </w:rPr>
                 </w:pPr>
                 <w:r>
                   <w:rPr>
                     <w:rFonts w:ascii="Arial" w:hAnsi="Arial" w:cs="Arial"/>
                     <w:color w:val="000000"/>
-                    <w:sz w:val="20"/>
-                    <w:szCs w:val="20"/>
+                    <w:sz w:val="18"/>
+                    <w:szCs w:val="18"/>
                     <w:lang w:val="es-CL" w:eastAsia="es-CL"/>
                   </w:rPr>
                   <w:t>Escriba aquí</w:t>
@@ -9078,8 +9078,8 @@
               <w:rPr>
                 <w:rFonts w:ascii="Arial" w:hAnsi="Arial" w:cs="Arial"/>
                 <w:color w:val="000000"/>
-                <w:sz w:val="20"/>
-                <w:szCs w:val="20"/>
+                <w:sz w:val="18"/>
+                <w:szCs w:val="18"/>
               </w:rPr>
               <w:alias w:val="auditiva_specific_pragmatic"/>
               <w:tag w:val="auditiva_specific_pragmatic"/>
@@ -9097,16 +9097,16 @@
                   <w:rPr>
                     <w:rFonts w:ascii="Arial" w:hAnsi="Arial" w:cs="Arial"/>
                     <w:color w:val="000000"/>
-                    <w:sz w:val="20"/>
-                    <w:szCs w:val="20"/>
+                    <w:sz w:val="18"/>
+                    <w:szCs w:val="18"/>
                   </w:rPr>
                 </w:pPr>
                 <w:r>
                   <w:rPr>
                     <w:rFonts w:ascii="Arial" w:hAnsi="Arial" w:cs="Arial"/>
                     <w:color w:val="000000"/>
-                    <w:sz w:val="20"/>
-                    <w:szCs w:val="20"/>
+                    <w:sz w:val="18"/>
+                    <w:szCs w:val="18"/>
                     <w:lang w:val="es-CL" w:eastAsia="es-CL"/>
                   </w:rPr>
                   <w:t>Escriba aquí</w:t>
@@ -9311,8 +9311,8 @@
             <w:rPr>
               <w:rFonts w:ascii="Arial" w:hAnsi="Arial" w:cs="Arial"/>
               <w:color w:val="000000"/>
-              <w:sz w:val="20"/>
-              <w:szCs w:val="20"/>
+              <w:sz w:val="18"/>
+              <w:szCs w:val="18"/>
             </w:rPr>
             <w:alias w:val="auditiva_specific_communication_emphasis"/>
             <w:tag w:val="auditiva_specific_communication_emphasis"/>
@@ -9339,16 +9339,16 @@
                   <w:rPr>
                     <w:rFonts w:ascii="Arial" w:hAnsi="Arial" w:cs="Arial"/>
                     <w:color w:val="000000"/>
-                    <w:sz w:val="20"/>
-                    <w:szCs w:val="20"/>
+                    <w:sz w:val="18"/>
+                    <w:szCs w:val="18"/>
                   </w:rPr>
                 </w:pPr>
                 <w:r>
                   <w:rPr>
                     <w:rFonts w:ascii="Arial" w:hAnsi="Arial" w:cs="Arial"/>
                     <w:color w:val="000000"/>
-                    <w:sz w:val="20"/>
-                    <w:szCs w:val="20"/>
+                    <w:sz w:val="18"/>
+                    <w:szCs w:val="18"/>
                     <w:lang w:val="es-CL" w:eastAsia="es-CL"/>
                   </w:rPr>
                   <w:t>Escriba aquí</w:t>
@@ -9546,8 +9546,8 @@
             <w:rPr>
               <w:rFonts w:ascii="Arial" w:hAnsi="Arial" w:cs="Arial"/>
               <w:color w:val="000000"/>
-              <w:sz w:val="20"/>
-              <w:szCs w:val="20"/>
+              <w:sz w:val="18"/>
+              <w:szCs w:val="18"/>
             </w:rPr>
             <w:alias w:val="auditiva_specific_perceptual_visual"/>
             <w:tag w:val="auditiva_specific_perceptual_visual"/>
@@ -9575,16 +9575,16 @@
                   <w:rPr>
                     <w:rFonts w:ascii="Arial" w:hAnsi="Arial" w:cs="Arial"/>
                     <w:color w:val="000000"/>
-                    <w:sz w:val="20"/>
-                    <w:szCs w:val="20"/>
+                    <w:sz w:val="18"/>
+                    <w:szCs w:val="18"/>
                   </w:rPr>
                 </w:pPr>
                 <w:r>
                   <w:rPr>
                     <w:rFonts w:ascii="Arial" w:hAnsi="Arial" w:cs="Arial"/>
                     <w:color w:val="000000"/>
-                    <w:sz w:val="20"/>
-                    <w:szCs w:val="20"/>
+                    <w:sz w:val="18"/>
+                    <w:szCs w:val="18"/>
                     <w:lang w:val="es-CL" w:eastAsia="es-CL"/>
                   </w:rPr>
                   <w:t>Escriba aquí</w:t>
@@ -9672,8 +9672,8 @@
               <w:rPr>
                 <w:rFonts w:ascii="Arial" w:hAnsi="Arial" w:cs="Arial"/>
                 <w:color w:val="000000"/>
-                <w:sz w:val="20"/>
-                <w:szCs w:val="20"/>
+                <w:sz w:val="18"/>
+                <w:szCs w:val="18"/>
               </w:rPr>
               <w:alias w:val="auditiva_specific_learning_motivation"/>
               <w:tag w:val="auditiva_specific_learning_motivation"/>
@@ -9691,16 +9691,16 @@
                   <w:rPr>
                     <w:rFonts w:ascii="Arial" w:hAnsi="Arial" w:cs="Arial"/>
                     <w:color w:val="000000"/>
-                    <w:sz w:val="20"/>
-                    <w:szCs w:val="20"/>
+                    <w:sz w:val="18"/>
+                    <w:szCs w:val="18"/>
                   </w:rPr>
                 </w:pPr>
                 <w:r>
                   <w:rPr>
                     <w:rFonts w:ascii="Arial" w:hAnsi="Arial" w:cs="Arial"/>
                     <w:color w:val="000000"/>
-                    <w:sz w:val="20"/>
-                    <w:szCs w:val="20"/>
+                    <w:sz w:val="18"/>
+                    <w:szCs w:val="18"/>
                     <w:lang w:val="es-CL" w:eastAsia="es-CL"/>
                   </w:rPr>
                   <w:t>Escriba aquí</w:t>
@@ -9830,8 +9830,8 @@
             <w:rPr>
               <w:rFonts w:ascii="Arial" w:hAnsi="Arial" w:cs="Arial"/>
               <w:color w:val="000000"/>
-              <w:sz w:val="20"/>
-              <w:szCs w:val="20"/>
+              <w:sz w:val="18"/>
+              <w:szCs w:val="18"/>
             </w:rPr>
             <w:alias w:val="auditiva_specific_learning_emphasis"/>
             <w:tag w:val="auditiva_specific_learning_emphasis"/>
@@ -9853,16 +9853,16 @@
                   <w:rPr>
                     <w:rFonts w:ascii="Arial" w:hAnsi="Arial" w:cs="Arial"/>
                     <w:color w:val="000000"/>
-                    <w:sz w:val="20"/>
-                    <w:szCs w:val="20"/>
+                    <w:sz w:val="18"/>
+                    <w:szCs w:val="18"/>
                   </w:rPr>
                 </w:pPr>
                 <w:r>
                   <w:rPr>
                     <w:rFonts w:ascii="Arial" w:hAnsi="Arial" w:cs="Arial"/>
                     <w:color w:val="000000"/>
-                    <w:sz w:val="20"/>
-                    <w:szCs w:val="20"/>
+                    <w:sz w:val="18"/>
+                    <w:szCs w:val="18"/>
                     <w:lang w:val="es-CL" w:eastAsia="es-CL"/>
                   </w:rPr>
                   <w:t>Escriba aquí</w:t>
@@ -9977,8 +9977,8 @@
                   <w:rFonts w:ascii="Arial" w:hAnsi="Arial" w:cs="Arial"/>
                   <w:b/>
                   <w:color w:val="000000"/>
-                  <w:sz w:val="20"/>
-                  <w:szCs w:val="20"/>
+                  <w:sz w:val="18"/>
+                  <w:szCs w:val="18"/>
                 </w:rPr>
                 <w:alias w:val="identification_number"/>
                 <w:tag w:val="identification_number"/>
@@ -9994,8 +9994,8 @@
                   <w:rPr>
                     <w:rFonts w:ascii="Arial" w:hAnsi="Arial" w:cs="Arial"/>
                     <w:color w:val="000000"/>
-                    <w:sz w:val="20"/>
-                    <w:szCs w:val="20"/>
+                    <w:sz w:val="18"/>
+                    <w:szCs w:val="18"/>
                     <w:lang w:val="es-CL" w:eastAsia="es-CL"/>
                   </w:rPr>
                   <w:t>Escriba aquí</w:t>
@@ -10349,8 +10349,8 @@
             <w:rPr>
               <w:rFonts w:ascii="Arial" w:hAnsi="Arial" w:cs="Arial"/>
               <w:color w:val="000000"/>
-              <w:sz w:val="20"/>
-              <w:szCs w:val="20"/>
+              <w:sz w:val="18"/>
+              <w:szCs w:val="18"/>
             </w:rPr>
             <w:alias w:val="support_personal_specific"/>
             <w:tag w:val="support_personal_specific"/>
@@ -10371,16 +10371,16 @@
                   <w:rPr>
                     <w:rFonts w:ascii="Arial" w:hAnsi="Arial" w:cs="Arial"/>
                     <w:color w:val="000000"/>
-                    <w:sz w:val="20"/>
-                    <w:szCs w:val="20"/>
+                    <w:sz w:val="18"/>
+                    <w:szCs w:val="18"/>
                   </w:rPr>
                 </w:pPr>
                 <w:r>
                   <w:rPr>
                     <w:rFonts w:ascii="Arial" w:hAnsi="Arial" w:cs="Arial"/>
                     <w:color w:val="000000"/>
-                    <w:sz w:val="20"/>
-                    <w:szCs w:val="20"/>
+                    <w:sz w:val="18"/>
+                    <w:szCs w:val="18"/>
                     <w:lang w:val="es-CL" w:eastAsia="es-CL"/>
                   </w:rPr>
                   <w:t>Escriba aquí</w:t>
@@ -10394,8 +10394,8 @@
             <w:rPr>
               <w:rFonts w:ascii="MS Gothic" w:hAnsi="MS Gothic" w:cs="MS Gothic" w:eastAsia="MS Gothic"/>
               <w:color w:val="000000"/>
-              <w:sz w:val="20"/>
-              <w:szCs w:val="20"/>
+              <w:sz w:val="18"/>
+              <w:szCs w:val="18"/>
             </w:rPr>
             <w:alias w:val="support_personal_continuity__si"/>
             <w:tag w:val="support_personal_continuity__si"/>
@@ -10421,8 +10421,8 @@
                   <w:rPr>
                     <w:rFonts w:ascii="MS Gothic" w:hAnsi="MS Gothic" w:cs="MS Gothic" w:eastAsia="MS Gothic"/>
                     <w:color w:val="000000"/>
-                    <w:sz w:val="20"/>
-                    <w:szCs w:val="20"/>
+                    <w:sz w:val="18"/>
+                    <w:szCs w:val="18"/>
                   </w:rPr>
                   <w:t>☐</w:t>
                 </w:r>
@@ -10435,8 +10435,8 @@
             <w:rPr>
               <w:rFonts w:ascii="MS Gothic" w:hAnsi="MS Gothic" w:cs="MS Gothic" w:eastAsia="MS Gothic"/>
               <w:color w:val="000000"/>
-              <w:sz w:val="20"/>
-              <w:szCs w:val="20"/>
+              <w:sz w:val="18"/>
+              <w:szCs w:val="18"/>
             </w:rPr>
             <w:alias w:val="support_personal_continuity__no"/>
             <w:tag w:val="support_personal_continuity__no"/>
@@ -10462,8 +10462,8 @@
                   <w:rPr>
                     <w:rFonts w:ascii="MS Gothic" w:hAnsi="MS Gothic" w:cs="MS Gothic" w:eastAsia="MS Gothic"/>
                     <w:color w:val="000000"/>
-                    <w:sz w:val="20"/>
-                    <w:szCs w:val="20"/>
+                    <w:sz w:val="18"/>
+                    <w:szCs w:val="18"/>
                   </w:rPr>
                   <w:t>☐</w:t>
                 </w:r>
@@ -10477,8 +10477,8 @@
               <w:rFonts w:ascii="Arial" w:hAnsi="Arial" w:cs="Arial"/>
               <w:bCs/>
               <w:color w:val="000000"/>
-              <w:sz w:val="20"/>
-              <w:szCs w:val="20"/>
+              <w:sz w:val="18"/>
+              <w:szCs w:val="18"/>
             </w:rPr>
             <w:alias w:val="support_personal_observations"/>
             <w:tag w:val="support_personal_observations"/>
@@ -10501,16 +10501,16 @@
                     <w:rFonts w:ascii="Arial" w:hAnsi="Arial" w:cs="Arial"/>
                     <w:bCs/>
                     <w:color w:val="000000"/>
-                    <w:sz w:val="20"/>
-                    <w:szCs w:val="20"/>
+                    <w:sz w:val="18"/>
+                    <w:szCs w:val="18"/>
                   </w:rPr>
                 </w:pPr>
                 <w:r>
                   <w:rPr>
                     <w:rFonts w:ascii="Arial" w:hAnsi="Arial" w:cs="Arial"/>
                     <w:color w:val="000000"/>
-                    <w:sz w:val="20"/>
-                    <w:szCs w:val="20"/>
+                    <w:sz w:val="18"/>
+                    <w:szCs w:val="18"/>
                     <w:lang w:val="es-CL" w:eastAsia="es-CL"/>
                   </w:rPr>
                   <w:t>Escriba aquí</w:t>
@@ -10555,8 +10555,8 @@
             <w:rPr>
               <w:rFonts w:ascii="Arial" w:hAnsi="Arial" w:cs="Arial"/>
               <w:color w:val="000000"/>
-              <w:sz w:val="20"/>
-              <w:szCs w:val="20"/>
+              <w:sz w:val="18"/>
+              <w:szCs w:val="18"/>
             </w:rPr>
             <w:alias w:val="support_curricular_specific"/>
             <w:tag w:val="support_curricular_specific"/>
@@ -10577,16 +10577,16 @@
                   <w:rPr>
                     <w:rFonts w:ascii="Arial" w:hAnsi="Arial" w:cs="Arial"/>
                     <w:color w:val="000000"/>
-                    <w:sz w:val="20"/>
-                    <w:szCs w:val="20"/>
+                    <w:sz w:val="18"/>
+                    <w:szCs w:val="18"/>
                   </w:rPr>
                 </w:pPr>
                 <w:r>
                   <w:rPr>
                     <w:rFonts w:ascii="Arial" w:hAnsi="Arial" w:cs="Arial"/>
                     <w:color w:val="000000"/>
-                    <w:sz w:val="20"/>
-                    <w:szCs w:val="20"/>
+                    <w:sz w:val="18"/>
+                    <w:szCs w:val="18"/>
                     <w:lang w:val="es-CL" w:eastAsia="es-CL"/>
                   </w:rPr>
                   <w:t>Escriba aquí</w:t>
@@ -10600,8 +10600,8 @@
             <w:rPr>
               <w:rFonts w:ascii="MS Gothic" w:hAnsi="MS Gothic" w:cs="MS Gothic" w:eastAsia="MS Gothic"/>
               <w:color w:val="000000"/>
-              <w:sz w:val="20"/>
-              <w:szCs w:val="20"/>
+              <w:sz w:val="18"/>
+              <w:szCs w:val="18"/>
             </w:rPr>
             <w:alias w:val="support_curricular_continuity__si"/>
             <w:tag w:val="support_curricular_continuity__si"/>
@@ -10627,8 +10627,8 @@
                   <w:rPr>
                     <w:rFonts w:ascii="MS Gothic" w:hAnsi="MS Gothic" w:cs="MS Gothic" w:eastAsia="MS Gothic"/>
                     <w:color w:val="000000"/>
-                    <w:sz w:val="20"/>
-                    <w:szCs w:val="20"/>
+                    <w:sz w:val="18"/>
+                    <w:szCs w:val="18"/>
                   </w:rPr>
                   <w:t>☐</w:t>
                 </w:r>
@@ -10641,8 +10641,8 @@
             <w:rPr>
               <w:rFonts w:ascii="MS Gothic" w:hAnsi="MS Gothic" w:cs="MS Gothic" w:eastAsia="MS Gothic"/>
               <w:color w:val="000000"/>
-              <w:sz w:val="20"/>
-              <w:szCs w:val="20"/>
+              <w:sz w:val="18"/>
+              <w:szCs w:val="18"/>
             </w:rPr>
             <w:alias w:val="support_curricular_continuity__no"/>
             <w:tag w:val="support_curricular_continuity__no"/>
@@ -10668,8 +10668,8 @@
                   <w:rPr>
                     <w:rFonts w:ascii="MS Gothic" w:hAnsi="MS Gothic" w:cs="MS Gothic" w:eastAsia="MS Gothic"/>
                     <w:color w:val="000000"/>
-                    <w:sz w:val="20"/>
-                    <w:szCs w:val="20"/>
+                    <w:sz w:val="18"/>
+                    <w:szCs w:val="18"/>
                   </w:rPr>
                   <w:t>☐</w:t>
                 </w:r>
@@ -10682,8 +10682,8 @@
             <w:rPr>
               <w:rFonts w:ascii="Arial" w:hAnsi="Arial" w:cs="Arial"/>
               <w:color w:val="000000"/>
-              <w:sz w:val="20"/>
-              <w:szCs w:val="20"/>
+              <w:sz w:val="18"/>
+              <w:szCs w:val="18"/>
             </w:rPr>
             <w:alias w:val="support_curricular_observations"/>
             <w:tag w:val="support_curricular_observations"/>
@@ -10705,16 +10705,16 @@
                   <w:rPr>
                     <w:rFonts w:ascii="Arial" w:hAnsi="Arial" w:cs="Arial"/>
                     <w:color w:val="000000"/>
-                    <w:sz w:val="20"/>
-                    <w:szCs w:val="20"/>
+                    <w:sz w:val="18"/>
+                    <w:szCs w:val="18"/>
                   </w:rPr>
                 </w:pPr>
                 <w:r>
                   <w:rPr>
                     <w:rFonts w:ascii="Arial" w:hAnsi="Arial" w:cs="Arial"/>
                     <w:color w:val="000000"/>
-                    <w:sz w:val="20"/>
-                    <w:szCs w:val="20"/>
+                    <w:sz w:val="18"/>
+                    <w:szCs w:val="18"/>
                     <w:lang w:val="es-CL" w:eastAsia="es-CL"/>
                   </w:rPr>
                   <w:t>Escriba aquí</w:t>
@@ -10759,8 +10759,8 @@
             <w:rPr>
               <w:rFonts w:ascii="Arial" w:hAnsi="Arial" w:cs="Arial"/>
               <w:color w:val="000000"/>
-              <w:sz w:val="20"/>
-              <w:szCs w:val="20"/>
+              <w:sz w:val="18"/>
+              <w:szCs w:val="18"/>
             </w:rPr>
             <w:alias w:val="support_materials_specific"/>
             <w:tag w:val="support_materials_specific"/>
@@ -10781,16 +10781,16 @@
                   <w:rPr>
                     <w:rFonts w:ascii="Arial" w:hAnsi="Arial" w:cs="Arial"/>
                     <w:color w:val="000000"/>
-                    <w:sz w:val="20"/>
-                    <w:szCs w:val="20"/>
+                    <w:sz w:val="18"/>
+                    <w:szCs w:val="18"/>
                   </w:rPr>
                 </w:pPr>
                 <w:r>
                   <w:rPr>
                     <w:rFonts w:ascii="Arial" w:hAnsi="Arial" w:cs="Arial"/>
                     <w:color w:val="000000"/>
-                    <w:sz w:val="20"/>
-                    <w:szCs w:val="20"/>
+                    <w:sz w:val="18"/>
+                    <w:szCs w:val="18"/>
                     <w:lang w:val="es-CL" w:eastAsia="es-CL"/>
                   </w:rPr>
                   <w:t>Escriba aquí</w:t>
@@ -10804,8 +10804,8 @@
             <w:rPr>
               <w:rFonts w:ascii="MS Gothic" w:hAnsi="MS Gothic" w:cs="MS Gothic" w:eastAsia="MS Gothic"/>
               <w:color w:val="000000"/>
-              <w:sz w:val="20"/>
-              <w:szCs w:val="20"/>
+              <w:sz w:val="18"/>
+              <w:szCs w:val="18"/>
             </w:rPr>
             <w:alias w:val="support_materials_continuity__si"/>
             <w:tag w:val="support_materials_continuity__si"/>
@@ -10831,8 +10831,8 @@
                   <w:rPr>
                     <w:rFonts w:ascii="MS Gothic" w:hAnsi="MS Gothic" w:cs="MS Gothic" w:eastAsia="MS Gothic"/>
                     <w:color w:val="000000"/>
-                    <w:sz w:val="20"/>
-                    <w:szCs w:val="20"/>
+                    <w:sz w:val="18"/>
+                    <w:szCs w:val="18"/>
                   </w:rPr>
                   <w:t>☐</w:t>
                 </w:r>
@@ -10845,8 +10845,8 @@
             <w:rPr>
               <w:rFonts w:ascii="MS Gothic" w:hAnsi="MS Gothic" w:cs="MS Gothic" w:eastAsia="MS Gothic"/>
               <w:color w:val="000000"/>
-              <w:sz w:val="20"/>
-              <w:szCs w:val="20"/>
+              <w:sz w:val="18"/>
+              <w:szCs w:val="18"/>
             </w:rPr>
             <w:alias w:val="support_materials_continuity__no"/>
             <w:tag w:val="support_materials_continuity__no"/>
@@ -10872,8 +10872,8 @@
                   <w:rPr>
                     <w:rFonts w:ascii="MS Gothic" w:hAnsi="MS Gothic" w:cs="MS Gothic" w:eastAsia="MS Gothic"/>
                     <w:color w:val="000000"/>
-                    <w:sz w:val="20"/>
-                    <w:szCs w:val="20"/>
+                    <w:sz w:val="18"/>
+                    <w:szCs w:val="18"/>
                   </w:rPr>
                   <w:t>☐</w:t>
                 </w:r>
@@ -10886,8 +10886,8 @@
             <w:rPr>
               <w:rFonts w:ascii="Arial" w:hAnsi="Arial" w:cs="Arial"/>
               <w:color w:val="000000"/>
-              <w:sz w:val="20"/>
-              <w:szCs w:val="20"/>
+              <w:sz w:val="18"/>
+              <w:szCs w:val="18"/>
             </w:rPr>
             <w:alias w:val="support_materials_observations"/>
             <w:tag w:val="support_materials_observations"/>
@@ -10909,16 +10909,16 @@
                   <w:rPr>
                     <w:rFonts w:ascii="Arial" w:hAnsi="Arial" w:cs="Arial"/>
                     <w:color w:val="000000"/>
-                    <w:sz w:val="20"/>
-                    <w:szCs w:val="20"/>
+                    <w:sz w:val="18"/>
+                    <w:szCs w:val="18"/>
                   </w:rPr>
                 </w:pPr>
                 <w:r>
                   <w:rPr>
                     <w:rFonts w:ascii="Arial" w:hAnsi="Arial" w:cs="Arial"/>
                     <w:color w:val="000000"/>
-                    <w:sz w:val="20"/>
-                    <w:szCs w:val="20"/>
+                    <w:sz w:val="18"/>
+                    <w:szCs w:val="18"/>
                     <w:lang w:val="es-CL" w:eastAsia="es-CL"/>
                   </w:rPr>
                   <w:t>Escriba aquí</w:t>
@@ -10963,8 +10963,8 @@
             <w:rPr>
               <w:rFonts w:ascii="Arial" w:hAnsi="Arial" w:cs="Arial"/>
               <w:color w:val="000000"/>
-              <w:sz w:val="20"/>
-              <w:szCs w:val="20"/>
+              <w:sz w:val="18"/>
+              <w:szCs w:val="18"/>
             </w:rPr>
             <w:alias w:val="support_organizational_specific"/>
             <w:tag w:val="support_organizational_specific"/>
@@ -10985,16 +10985,16 @@
                   <w:rPr>
                     <w:rFonts w:ascii="Arial" w:hAnsi="Arial" w:cs="Arial"/>
                     <w:color w:val="000000"/>
-                    <w:sz w:val="20"/>
-                    <w:szCs w:val="20"/>
+                    <w:sz w:val="18"/>
+                    <w:szCs w:val="18"/>
                   </w:rPr>
                 </w:pPr>
                 <w:r>
                   <w:rPr>
                     <w:rFonts w:ascii="Arial" w:hAnsi="Arial" w:cs="Arial"/>
                     <w:color w:val="000000"/>
-                    <w:sz w:val="20"/>
-                    <w:szCs w:val="20"/>
+                    <w:sz w:val="18"/>
+                    <w:szCs w:val="18"/>
                     <w:lang w:val="es-CL" w:eastAsia="es-CL"/>
                   </w:rPr>
                   <w:t>Escriba aquí</w:t>
@@ -11008,8 +11008,8 @@
             <w:rPr>
               <w:rFonts w:ascii="MS Gothic" w:hAnsi="MS Gothic" w:cs="MS Gothic" w:eastAsia="MS Gothic"/>
               <w:color w:val="000000"/>
-              <w:sz w:val="20"/>
-              <w:szCs w:val="20"/>
+              <w:sz w:val="18"/>
+              <w:szCs w:val="18"/>
             </w:rPr>
             <w:alias w:val="support_organizational_continuity__si"/>
             <w:tag w:val="support_organizational_continuity__si"/>
@@ -11035,8 +11035,8 @@
                   <w:rPr>
                     <w:rFonts w:ascii="MS Gothic" w:hAnsi="MS Gothic" w:cs="MS Gothic" w:eastAsia="MS Gothic"/>
                     <w:color w:val="000000"/>
-                    <w:sz w:val="20"/>
-                    <w:szCs w:val="20"/>
+                    <w:sz w:val="18"/>
+                    <w:szCs w:val="18"/>
                   </w:rPr>
                   <w:t>☐</w:t>
                 </w:r>
@@ -11049,8 +11049,8 @@
             <w:rPr>
               <w:rFonts w:ascii="MS Gothic" w:hAnsi="MS Gothic" w:cs="MS Gothic" w:eastAsia="MS Gothic"/>
               <w:color w:val="000000"/>
-              <w:sz w:val="20"/>
-              <w:szCs w:val="20"/>
+              <w:sz w:val="18"/>
+              <w:szCs w:val="18"/>
             </w:rPr>
             <w:alias w:val="support_organizational_continuity__no"/>
             <w:tag w:val="support_organizational_continuity__no"/>
@@ -11076,8 +11076,8 @@
                   <w:rPr>
                     <w:rFonts w:ascii="MS Gothic" w:hAnsi="MS Gothic" w:cs="MS Gothic" w:eastAsia="MS Gothic"/>
                     <w:color w:val="000000"/>
-                    <w:sz w:val="20"/>
-                    <w:szCs w:val="20"/>
+                    <w:sz w:val="18"/>
+                    <w:szCs w:val="18"/>
                   </w:rPr>
                   <w:t>☐</w:t>
                 </w:r>
@@ -11090,8 +11090,8 @@
             <w:rPr>
               <w:rFonts w:ascii="Arial" w:hAnsi="Arial" w:cs="Arial"/>
               <w:color w:val="000000"/>
-              <w:sz w:val="20"/>
-              <w:szCs w:val="20"/>
+              <w:sz w:val="18"/>
+              <w:szCs w:val="18"/>
             </w:rPr>
             <w:alias w:val="support_organizational_observations"/>
             <w:tag w:val="support_organizational_observations"/>
@@ -11113,16 +11113,16 @@
                   <w:rPr>
                     <w:rFonts w:ascii="Arial" w:hAnsi="Arial" w:cs="Arial"/>
                     <w:color w:val="000000"/>
-                    <w:sz w:val="20"/>
-                    <w:szCs w:val="20"/>
+                    <w:sz w:val="18"/>
+                    <w:szCs w:val="18"/>
                   </w:rPr>
                 </w:pPr>
                 <w:r>
                   <w:rPr>
                     <w:rFonts w:ascii="Arial" w:hAnsi="Arial" w:cs="Arial"/>
                     <w:color w:val="000000"/>
-                    <w:sz w:val="20"/>
-                    <w:szCs w:val="20"/>
+                    <w:sz w:val="18"/>
+                    <w:szCs w:val="18"/>
                     <w:lang w:val="es-CL" w:eastAsia="es-CL"/>
                   </w:rPr>
                   <w:t>Escriba aquí</w:t>
@@ -11167,8 +11167,8 @@
             <w:rPr>
               <w:rFonts w:ascii="Arial" w:hAnsi="Arial" w:cs="Arial"/>
               <w:color w:val="000000"/>
-              <w:sz w:val="20"/>
-              <w:szCs w:val="20"/>
+              <w:sz w:val="18"/>
+              <w:szCs w:val="18"/>
             </w:rPr>
             <w:alias w:val="support_family_specific"/>
             <w:tag w:val="support_family_specific"/>
@@ -11189,16 +11189,16 @@
                   <w:rPr>
                     <w:rFonts w:ascii="Arial" w:hAnsi="Arial" w:cs="Arial"/>
                     <w:color w:val="000000"/>
-                    <w:sz w:val="20"/>
-                    <w:szCs w:val="20"/>
+                    <w:sz w:val="18"/>
+                    <w:szCs w:val="18"/>
                   </w:rPr>
                 </w:pPr>
                 <w:r>
                   <w:rPr>
                     <w:rFonts w:ascii="Arial" w:hAnsi="Arial" w:cs="Arial"/>
                     <w:color w:val="000000"/>
-                    <w:sz w:val="20"/>
-                    <w:szCs w:val="20"/>
+                    <w:sz w:val="18"/>
+                    <w:szCs w:val="18"/>
                     <w:lang w:val="es-CL" w:eastAsia="es-CL"/>
                   </w:rPr>
                   <w:t>Escriba aquí</w:t>
@@ -11212,8 +11212,8 @@
             <w:rPr>
               <w:rFonts w:ascii="MS Gothic" w:hAnsi="MS Gothic" w:cs="MS Gothic" w:eastAsia="MS Gothic"/>
               <w:color w:val="000000"/>
-              <w:sz w:val="20"/>
-              <w:szCs w:val="20"/>
+              <w:sz w:val="18"/>
+              <w:szCs w:val="18"/>
             </w:rPr>
             <w:alias w:val="support_family_continuity__si"/>
             <w:tag w:val="support_family_continuity__si"/>
@@ -11239,8 +11239,8 @@
                   <w:rPr>
                     <w:rFonts w:ascii="MS Gothic" w:hAnsi="MS Gothic" w:cs="MS Gothic" w:eastAsia="MS Gothic"/>
                     <w:color w:val="000000"/>
-                    <w:sz w:val="20"/>
-                    <w:szCs w:val="20"/>
+                    <w:sz w:val="18"/>
+                    <w:szCs w:val="18"/>
                   </w:rPr>
                   <w:t>☐</w:t>
                 </w:r>
@@ -11253,8 +11253,8 @@
             <w:rPr>
               <w:rFonts w:ascii="MS Gothic" w:hAnsi="MS Gothic" w:cs="MS Gothic" w:eastAsia="MS Gothic"/>
               <w:color w:val="000000"/>
-              <w:sz w:val="20"/>
-              <w:szCs w:val="20"/>
+              <w:sz w:val="18"/>
+              <w:szCs w:val="18"/>
             </w:rPr>
             <w:alias w:val="support_family_continuity__no"/>
             <w:tag w:val="support_family_continuity__no"/>
@@ -11280,8 +11280,8 @@
                   <w:rPr>
                     <w:rFonts w:ascii="MS Gothic" w:hAnsi="MS Gothic" w:cs="MS Gothic" w:eastAsia="MS Gothic"/>
                     <w:color w:val="000000"/>
-                    <w:sz w:val="20"/>
-                    <w:szCs w:val="20"/>
+                    <w:sz w:val="18"/>
+                    <w:szCs w:val="18"/>
                   </w:rPr>
                   <w:t>☐</w:t>
                 </w:r>
@@ -11294,8 +11294,8 @@
             <w:rPr>
               <w:rFonts w:ascii="Arial" w:hAnsi="Arial" w:cs="Arial"/>
               <w:color w:val="000000"/>
-              <w:sz w:val="20"/>
-              <w:szCs w:val="20"/>
+              <w:sz w:val="18"/>
+              <w:szCs w:val="18"/>
             </w:rPr>
             <w:alias w:val="support_family_observations"/>
             <w:tag w:val="support_family_observations"/>
@@ -11317,16 +11317,16 @@
                   <w:rPr>
                     <w:rFonts w:ascii="Arial" w:hAnsi="Arial" w:cs="Arial"/>
                     <w:color w:val="000000"/>
-                    <w:sz w:val="20"/>
-                    <w:szCs w:val="20"/>
+                    <w:sz w:val="18"/>
+                    <w:szCs w:val="18"/>
                   </w:rPr>
                 </w:pPr>
                 <w:r>
                   <w:rPr>
                     <w:rFonts w:ascii="Arial" w:hAnsi="Arial" w:cs="Arial"/>
                     <w:color w:val="000000"/>
-                    <w:sz w:val="20"/>
-                    <w:szCs w:val="20"/>
+                    <w:sz w:val="18"/>
+                    <w:szCs w:val="18"/>
                     <w:lang w:val="es-CL" w:eastAsia="es-CL"/>
                   </w:rPr>
                   <w:t>Escriba aquí</w:t>
@@ -11423,8 +11423,8 @@
             <w:rPr>
               <w:rFonts w:ascii="Arial" w:hAnsi="Arial" w:cs="Arial"/>
               <w:color w:val="000000"/>
-              <w:sz w:val="20"/>
-              <w:szCs w:val="20"/>
+              <w:sz w:val="18"/>
+              <w:szCs w:val="18"/>
             </w:rPr>
             <w:alias w:val="support_other_specific"/>
             <w:tag w:val="support_other_specific"/>
@@ -11445,16 +11445,16 @@
                   <w:rPr>
                     <w:rFonts w:ascii="Arial" w:hAnsi="Arial" w:cs="Arial"/>
                     <w:color w:val="000000"/>
-                    <w:sz w:val="20"/>
-                    <w:szCs w:val="20"/>
+                    <w:sz w:val="18"/>
+                    <w:szCs w:val="18"/>
                   </w:rPr>
                 </w:pPr>
                 <w:r>
                   <w:rPr>
                     <w:rFonts w:ascii="Arial" w:hAnsi="Arial" w:cs="Arial"/>
                     <w:color w:val="000000"/>
-                    <w:sz w:val="20"/>
-                    <w:szCs w:val="20"/>
+                    <w:sz w:val="18"/>
+                    <w:szCs w:val="18"/>
                     <w:lang w:val="es-CL" w:eastAsia="es-CL"/>
                   </w:rPr>
                   <w:t>Escriba aquí</w:t>
@@ -11468,8 +11468,8 @@
             <w:rPr>
               <w:rFonts w:ascii="MS Gothic" w:hAnsi="MS Gothic" w:cs="MS Gothic" w:eastAsia="MS Gothic"/>
               <w:color w:val="000000"/>
-              <w:sz w:val="20"/>
-              <w:szCs w:val="20"/>
+              <w:sz w:val="18"/>
+              <w:szCs w:val="18"/>
             </w:rPr>
             <w:alias w:val="support_other_continuity__si"/>
             <w:tag w:val="support_other_continuity__si"/>
@@ -11495,8 +11495,8 @@
                   <w:rPr>
                     <w:rFonts w:ascii="MS Gothic" w:hAnsi="MS Gothic" w:cs="MS Gothic" w:eastAsia="MS Gothic"/>
                     <w:color w:val="000000"/>
-                    <w:sz w:val="20"/>
-                    <w:szCs w:val="20"/>
+                    <w:sz w:val="18"/>
+                    <w:szCs w:val="18"/>
                   </w:rPr>
                   <w:t>☐</w:t>
                 </w:r>
@@ -11509,8 +11509,8 @@
             <w:rPr>
               <w:rFonts w:ascii="MS Gothic" w:hAnsi="MS Gothic" w:cs="MS Gothic" w:eastAsia="MS Gothic"/>
               <w:color w:val="000000"/>
-              <w:sz w:val="20"/>
-              <w:szCs w:val="20"/>
+              <w:sz w:val="18"/>
+              <w:szCs w:val="18"/>
             </w:rPr>
             <w:alias w:val="support_other_continuity__no"/>
             <w:tag w:val="support_other_continuity__no"/>
@@ -11536,8 +11536,8 @@
                   <w:rPr>
                     <w:rFonts w:ascii="MS Gothic" w:hAnsi="MS Gothic" w:cs="MS Gothic" w:eastAsia="MS Gothic"/>
                     <w:color w:val="000000"/>
-                    <w:sz w:val="20"/>
-                    <w:szCs w:val="20"/>
+                    <w:sz w:val="18"/>
+                    <w:szCs w:val="18"/>
                   </w:rPr>
                   <w:t>☐</w:t>
                 </w:r>
@@ -11550,8 +11550,8 @@
             <w:rPr>
               <w:rFonts w:ascii="Arial" w:hAnsi="Arial" w:cs="Arial"/>
               <w:color w:val="000000"/>
-              <w:sz w:val="20"/>
-              <w:szCs w:val="20"/>
+              <w:sz w:val="18"/>
+              <w:szCs w:val="18"/>
             </w:rPr>
             <w:alias w:val="support_other_observations"/>
             <w:tag w:val="support_other_observations"/>
@@ -11573,16 +11573,16 @@
                   <w:rPr>
                     <w:rFonts w:ascii="Arial" w:hAnsi="Arial" w:cs="Arial"/>
                     <w:color w:val="000000"/>
-                    <w:sz w:val="20"/>
-                    <w:szCs w:val="20"/>
+                    <w:sz w:val="18"/>
+                    <w:szCs w:val="18"/>
                   </w:rPr>
                 </w:pPr>
                 <w:r>
                   <w:rPr>
                     <w:rFonts w:ascii="Arial" w:hAnsi="Arial" w:cs="Arial"/>
                     <w:color w:val="000000"/>
-                    <w:sz w:val="20"/>
-                    <w:szCs w:val="20"/>
+                    <w:sz w:val="18"/>
+                    <w:szCs w:val="18"/>
                     <w:lang w:val="es-CL" w:eastAsia="es-CL"/>
                   </w:rPr>
                   <w:t>Escriba aquí</w:t>
@@ -11835,8 +11835,8 @@
               <w:rFonts w:ascii="Arial" w:hAnsi="Arial" w:cs="Arial"/>
               <w:i/>
               <w:color w:val="000000"/>
-              <w:sz w:val="20"/>
-              <w:szCs w:val="20"/>
+              <w:sz w:val="18"/>
+              <w:szCs w:val="18"/>
             </w:rPr>
             <w:alias w:val="support_work_strategies"/>
             <w:tag w:val="support_work_strategies"/>
@@ -11858,16 +11858,16 @@
                     <w:rFonts w:ascii="Arial" w:hAnsi="Arial" w:cs="Arial"/>
                     <w:i/>
                     <w:color w:val="000000"/>
-                    <w:sz w:val="20"/>
-                    <w:szCs w:val="20"/>
+                    <w:sz w:val="18"/>
+                    <w:szCs w:val="18"/>
                   </w:rPr>
                 </w:pPr>
                 <w:r>
                   <w:rPr>
                     <w:rFonts w:ascii="Arial" w:hAnsi="Arial" w:cs="Arial"/>
                     <w:color w:val="000000"/>
-                    <w:sz w:val="20"/>
-                    <w:szCs w:val="20"/>
+                    <w:sz w:val="18"/>
+                    <w:szCs w:val="18"/>
                     <w:lang w:val="es-CL" w:eastAsia="es-CL"/>
                   </w:rPr>
                   <w:t>Escriba aquí</w:t>
@@ -11882,8 +11882,8 @@
               <w:rFonts w:ascii="Arial" w:hAnsi="Arial" w:cs="Arial"/>
               <w:i/>
               <w:color w:val="000000"/>
-              <w:sz w:val="20"/>
-              <w:szCs w:val="20"/>
+              <w:sz w:val="18"/>
+              <w:szCs w:val="18"/>
             </w:rPr>
             <w:alias w:val="support_family_strategies_effectiveness"/>
             <w:tag w:val="support_family_strategies_effectiveness"/>
@@ -11905,16 +11905,16 @@
                     <w:rFonts w:ascii="Arial" w:hAnsi="Arial" w:cs="Arial"/>
                     <w:i/>
                     <w:color w:val="000000"/>
-                    <w:sz w:val="20"/>
-                    <w:szCs w:val="20"/>
+                    <w:sz w:val="18"/>
+                    <w:szCs w:val="18"/>
                   </w:rPr>
                 </w:pPr>
                 <w:r>
                   <w:rPr>
                     <w:rFonts w:ascii="Arial" w:hAnsi="Arial" w:cs="Arial"/>
                     <w:color w:val="000000"/>
-                    <w:sz w:val="20"/>
-                    <w:szCs w:val="20"/>
+                    <w:sz w:val="18"/>
+                    <w:szCs w:val="18"/>
                     <w:lang w:val="es-CL" w:eastAsia="es-CL"/>
                   </w:rPr>
                   <w:t>Escriba aquí</w:t>
@@ -12041,8 +12041,8 @@
             <w:rPr>
               <w:rFonts w:ascii="Arial" w:hAnsi="Arial" w:cs="Arial"/>
               <w:color w:val="000000"/>
-              <w:sz w:val="20"/>
-              <w:szCs w:val="20"/>
+              <w:sz w:val="18"/>
+              <w:szCs w:val="18"/>
             </w:rPr>
             <w:alias w:val="support_new_needs_required"/>
             <w:tag w:val="support_new_needs_required"/>
@@ -12064,16 +12064,16 @@
                   <w:rPr>
                     <w:rFonts w:ascii="Arial" w:hAnsi="Arial" w:cs="Arial"/>
                     <w:color w:val="000000"/>
-                    <w:sz w:val="20"/>
-                    <w:szCs w:val="20"/>
+                    <w:sz w:val="18"/>
+                    <w:szCs w:val="18"/>
                   </w:rPr>
                 </w:pPr>
                 <w:r>
                   <w:rPr>
                     <w:rFonts w:ascii="Arial" w:hAnsi="Arial" w:cs="Arial"/>
                     <w:color w:val="000000"/>
-                    <w:sz w:val="20"/>
-                    <w:szCs w:val="20"/>
+                    <w:sz w:val="18"/>
+                    <w:szCs w:val="18"/>
                     <w:lang w:val="es-CL" w:eastAsia="es-CL"/>
                   </w:rPr>
                   <w:t>Escriba aquí</w:t>
@@ -12174,8 +12174,8 @@
             <w:rPr>
               <w:rFonts w:ascii="Arial" w:hAnsi="Arial" w:cs="Arial"/>
               <w:color w:val="000000"/>
-              <w:sz w:val="20"/>
-              <w:szCs w:val="20"/>
+              <w:sz w:val="18"/>
+              <w:szCs w:val="18"/>
             </w:rPr>
             <w:alias w:val="support_next_period_comments"/>
             <w:tag w:val="support_next_period_comments"/>
@@ -12198,16 +12198,16 @@
                   <w:rPr>
                     <w:rFonts w:ascii="Arial" w:hAnsi="Arial" w:cs="Arial"/>
                     <w:color w:val="000000"/>
-                    <w:sz w:val="20"/>
-                    <w:szCs w:val="20"/>
+                    <w:sz w:val="18"/>
+                    <w:szCs w:val="18"/>
                   </w:rPr>
                 </w:pPr>
                 <w:r>
                   <w:rPr>
                     <w:rFonts w:ascii="Arial" w:hAnsi="Arial" w:cs="Arial"/>
                     <w:color w:val="000000"/>
-                    <w:sz w:val="20"/>
-                    <w:szCs w:val="20"/>
+                    <w:sz w:val="18"/>
+                    <w:szCs w:val="18"/>
                     <w:lang w:val="es-CL" w:eastAsia="es-CL"/>
                   </w:rPr>
                   <w:t>Escriba aquí</w:t>

--- a/files/original_student_files/fur8_da_formulario.docx
+++ b/files/original_student_files/fur8_da_formulario.docx
@@ -1742,7 +1742,7 @@
       </w:tr>
       <w:tr>
         <w:trPr>
-          <w:trHeight w:hRule="atLeast" w:val="187"/>
+          <w:trHeight w:hRule="exact" w:val="187"/>
           <w:jc w:val="center"/>
         </w:trPr>
         <w:tc>
@@ -2019,7 +2019,7 @@
       </w:tr>
       <w:tr>
         <w:trPr>
-          <w:trHeight w:hRule="atLeast" w:val="187"/>
+          <w:trHeight w:hRule="exact" w:val="187"/>
           <w:jc w:val="center"/>
         </w:trPr>
         <w:tc>
@@ -2276,7 +2276,7 @@
       </w:tr>
       <w:tr>
         <w:trPr>
-          <w:trHeight w:hRule="atLeast" w:val="187"/>
+          <w:trHeight w:hRule="exact" w:val="187"/>
           <w:jc w:val="center"/>
         </w:trPr>
         <w:tc>
@@ -6221,7 +6221,7 @@
       </w:tblGrid>
       <w:tr>
         <w:trPr>
-          <w:trHeight w:hRule="atLeast" w:val="256"/>
+          <w:trHeight w:hRule="exact" w:val="256"/>
           <w:jc w:val="center"/>
         </w:trPr>
         <w:tc>
@@ -8593,7 +8593,7 @@
       </w:tblGrid>
       <w:tr>
         <w:trPr>
-          <w:trHeight w:hRule="atLeast" w:val="227"/>
+          <w:trHeight w:hRule="exact" w:val="227"/>
           <w:jc w:val="center"/>
         </w:trPr>
         <w:tc>
@@ -8635,7 +8635,7 @@
       </w:tr>
       <w:tr>
         <w:trPr>
-          <w:trHeight w:hRule="atLeast" w:val="227"/>
+          <w:trHeight w:hRule="exact" w:val="227"/>
           <w:jc w:val="center"/>
         </w:trPr>
         <w:tc>
